--- a/docs/1. ІНСТРУКЦІЯ користування Платформою ХБРЯ.docx
+++ b/docs/1. ІНСТРУКЦІЯ користування Платформою ХБРЯ.docx
@@ -551,7 +551,7 @@
           <w:sz w:val="28"/>
           <w:szCs w:val="28"/>
         </w:rPr>
-        <w:t xml:space="preserve">1.3. Карта радіаційного моніторингу країн ЄС </w:t>
+        <w:t xml:space="preserve">1.3.Карта радіаційного моніторингу країн ЄС </w:t>
       </w:r>
       <w:r>
         <w:rPr>
@@ -612,13 +612,28 @@
           <w:sz w:val="28"/>
           <w:szCs w:val="28"/>
         </w:rPr>
-        <w:t xml:space="preserve">1.4. Карта прогнозу хімічної обстановки </w:t>
-      </w:r>
-      <w:r>
-        <w:rPr>
-          <w:rFonts w:ascii="Times New Roman" w:hAnsi="Times New Roman"/>
-          <w:b w:val="false"/>
-          <w:bCs w:val="false"/>
+        <w:t xml:space="preserve">1.4. </w:t>
+      </w:r>
+      <w:r>
+        <w:rPr>
+          <w:rFonts w:ascii="Times New Roman" w:hAnsi="Times New Roman"/>
+          <w:b/>
+          <w:bCs/>
+          <w:i w:val="false"/>
+          <w:caps w:val="false"/>
+          <w:smallCaps w:val="false"/>
+          <w:color w:val="000000"/>
+          <w:spacing w:val="0"/>
+          <w:sz w:val="28"/>
+          <w:szCs w:val="28"/>
+        </w:rPr>
+        <w:t xml:space="preserve">Прогноз масштабів хім. аварії </w:t>
+      </w:r>
+      <w:r>
+        <w:rPr>
+          <w:rFonts w:ascii="Times New Roman" w:hAnsi="Times New Roman"/>
+          <w:b/>
+          <w:bCs/>
           <w:i w:val="false"/>
           <w:caps w:val="false"/>
           <w:smallCaps w:val="false"/>
@@ -627,24 +642,8 @@
           <w:sz w:val="28"/>
           <w:szCs w:val="28"/>
         </w:rPr>
-        <w:t>(посилання на Forecast) — застосунок щодо прогнозування масштабів хімічної аварії.</w:t>
-      </w:r>
-    </w:p>
-    <w:p>
-      <w:pPr>
-        <w:pStyle w:val="BodyText"/>
-        <w:widowControl/>
-        <w:suppressAutoHyphens w:val="true"/>
-        <w:bidi w:val="0"/>
-        <w:spacing w:lineRule="auto" w:line="240" w:before="0" w:after="0"/>
-        <w:ind w:firstLine="567" w:left="0" w:right="0"/>
-        <w:jc w:val="both"/>
-        <w:rPr>
-          <w:rFonts w:ascii="Times New Roman" w:hAnsi="Times New Roman"/>
-          <w:sz w:val="28"/>
-          <w:szCs w:val="28"/>
-        </w:rPr>
-      </w:pPr>
+        <w:t>(</w:t>
+      </w:r>
       <w:r>
         <w:rPr>
           <w:rFonts w:ascii="Times New Roman" w:hAnsi="Times New Roman"/>
@@ -658,7 +657,218 @@
           <w:sz w:val="28"/>
           <w:szCs w:val="28"/>
         </w:rPr>
-        <w:t xml:space="preserve">1.5. Карта фактичної РХ обстановки </w:t>
+        <w:t>f</w:t>
+      </w:r>
+      <w:r>
+        <w:rPr>
+          <w:rFonts w:ascii="Times New Roman" w:hAnsi="Times New Roman"/>
+          <w:b/>
+          <w:bCs/>
+          <w:i w:val="false"/>
+          <w:caps w:val="false"/>
+          <w:smallCaps w:val="false"/>
+          <w:color w:val="333333"/>
+          <w:spacing w:val="0"/>
+          <w:sz w:val="28"/>
+          <w:szCs w:val="28"/>
+        </w:rPr>
+        <w:t xml:space="preserve">orecast) </w:t>
+      </w:r>
+      <w:r>
+        <w:rPr>
+          <w:rFonts w:ascii="Times New Roman" w:hAnsi="Times New Roman"/>
+          <w:b w:val="false"/>
+          <w:bCs w:val="false"/>
+          <w:i w:val="false"/>
+          <w:caps w:val="false"/>
+          <w:smallCaps w:val="false"/>
+          <w:color w:val="333333"/>
+          <w:spacing w:val="0"/>
+          <w:sz w:val="28"/>
+          <w:szCs w:val="28"/>
+        </w:rPr>
+        <w:t xml:space="preserve">— застосунок щодо прогнозування масштабів хімічної аварії </w:t>
+      </w:r>
+      <w:r>
+        <w:rPr>
+          <w:rFonts w:ascii="Times New Roman" w:hAnsi="Times New Roman"/>
+          <w:b w:val="false"/>
+          <w:bCs w:val="false"/>
+          <w:i w:val="false"/>
+          <w:caps w:val="false"/>
+          <w:smallCaps w:val="false"/>
+          <w:color w:val="333333"/>
+          <w:spacing w:val="0"/>
+          <w:sz w:val="28"/>
+          <w:szCs w:val="28"/>
+        </w:rPr>
+        <w:t xml:space="preserve">(посилання на </w:t>
+      </w:r>
+      <w:r>
+        <w:rPr>
+          <w:rFonts w:ascii="Times New Roman" w:hAnsi="Times New Roman"/>
+          <w:b/>
+          <w:bCs/>
+          <w:i w:val="false"/>
+          <w:caps w:val="false"/>
+          <w:smallCaps w:val="false"/>
+          <w:color w:val="333333"/>
+          <w:spacing w:val="0"/>
+          <w:sz w:val="28"/>
+          <w:szCs w:val="28"/>
+        </w:rPr>
+        <w:t>forecast.inf.ua</w:t>
+      </w:r>
+      <w:r>
+        <w:rPr>
+          <w:rFonts w:ascii="Times New Roman" w:hAnsi="Times New Roman"/>
+          <w:b w:val="false"/>
+          <w:bCs w:val="false"/>
+          <w:i w:val="false"/>
+          <w:caps w:val="false"/>
+          <w:smallCaps w:val="false"/>
+          <w:color w:val="333333"/>
+          <w:spacing w:val="0"/>
+          <w:sz w:val="28"/>
+          <w:szCs w:val="28"/>
+        </w:rPr>
+        <w:t>)</w:t>
+      </w:r>
+      <w:r>
+        <w:rPr>
+          <w:rFonts w:ascii="Times New Roman" w:hAnsi="Times New Roman"/>
+          <w:b w:val="false"/>
+          <w:bCs w:val="false"/>
+          <w:i w:val="false"/>
+          <w:caps w:val="false"/>
+          <w:smallCaps w:val="false"/>
+          <w:color w:val="333333"/>
+          <w:spacing w:val="0"/>
+          <w:sz w:val="28"/>
+          <w:szCs w:val="28"/>
+        </w:rPr>
+        <w:t>.</w:t>
+      </w:r>
+    </w:p>
+    <w:p>
+      <w:pPr>
+        <w:pStyle w:val="BodyText"/>
+        <w:widowControl/>
+        <w:suppressAutoHyphens w:val="true"/>
+        <w:bidi w:val="0"/>
+        <w:spacing w:lineRule="auto" w:line="240" w:before="0" w:after="0"/>
+        <w:ind w:firstLine="567" w:left="0" w:right="0"/>
+        <w:jc w:val="both"/>
+        <w:rPr>
+          <w:b/>
+          <w:bCs/>
+        </w:rPr>
+      </w:pPr>
+      <w:r>
+        <w:rPr>
+          <w:rFonts w:ascii="Times New Roman" w:hAnsi="Times New Roman"/>
+          <w:b/>
+          <w:bCs/>
+          <w:i w:val="false"/>
+          <w:caps w:val="false"/>
+          <w:smallCaps w:val="false"/>
+          <w:color w:val="333333"/>
+          <w:spacing w:val="0"/>
+          <w:sz w:val="28"/>
+          <w:szCs w:val="28"/>
+        </w:rPr>
+        <w:t xml:space="preserve">1.5.  </w:t>
+      </w:r>
+      <w:r>
+        <w:rPr>
+          <w:rFonts w:ascii="Times New Roman" w:hAnsi="Times New Roman"/>
+          <w:b/>
+          <w:bCs/>
+          <w:i w:val="false"/>
+          <w:caps w:val="false"/>
+          <w:smallCaps w:val="false"/>
+          <w:color w:val="000000"/>
+          <w:spacing w:val="0"/>
+          <w:sz w:val="28"/>
+          <w:szCs w:val="28"/>
+        </w:rPr>
+        <w:t xml:space="preserve">Прогноз масштабів хім. аварії  -  </w:t>
+      </w:r>
+      <w:r>
+        <w:rPr>
+          <w:rFonts w:ascii="Times New Roman" w:hAnsi="Times New Roman"/>
+          <w:b w:val="false"/>
+          <w:bCs w:val="false"/>
+          <w:i w:val="false"/>
+          <w:caps w:val="false"/>
+          <w:smallCaps w:val="false"/>
+          <w:color w:val="333333"/>
+          <w:spacing w:val="0"/>
+          <w:sz w:val="28"/>
+          <w:szCs w:val="28"/>
+        </w:rPr>
+        <w:t>застосунок щодо прогнозування масштабів хімічної аварії.</w:t>
+      </w:r>
+    </w:p>
+    <w:p>
+      <w:pPr>
+        <w:pStyle w:val="BodyText"/>
+        <w:widowControl/>
+        <w:suppressAutoHyphens w:val="true"/>
+        <w:bidi w:val="0"/>
+        <w:spacing w:lineRule="auto" w:line="240" w:before="0" w:after="0"/>
+        <w:ind w:firstLine="567" w:left="0" w:right="0"/>
+        <w:jc w:val="both"/>
+        <w:rPr>
+          <w:rFonts w:ascii="Times New Roman" w:hAnsi="Times New Roman"/>
+          <w:sz w:val="28"/>
+          <w:szCs w:val="28"/>
+        </w:rPr>
+      </w:pPr>
+      <w:r>
+        <w:rPr>
+          <w:rFonts w:ascii="Times New Roman" w:hAnsi="Times New Roman"/>
+          <w:b/>
+          <w:bCs/>
+          <w:i w:val="false"/>
+          <w:caps w:val="false"/>
+          <w:smallCaps w:val="false"/>
+          <w:color w:val="333333"/>
+          <w:spacing w:val="0"/>
+          <w:sz w:val="28"/>
+          <w:szCs w:val="28"/>
+        </w:rPr>
+        <w:t>1.</w:t>
+      </w:r>
+      <w:r>
+        <w:rPr>
+          <w:rFonts w:ascii="Times New Roman" w:hAnsi="Times New Roman"/>
+          <w:b/>
+          <w:bCs/>
+          <w:i w:val="false"/>
+          <w:caps w:val="false"/>
+          <w:smallCaps w:val="false"/>
+          <w:color w:val="333333"/>
+          <w:spacing w:val="0"/>
+          <w:sz w:val="28"/>
+          <w:szCs w:val="28"/>
+        </w:rPr>
+        <w:t>6</w:t>
+      </w:r>
+      <w:r>
+        <w:rPr>
+          <w:rFonts w:ascii="Times New Roman" w:hAnsi="Times New Roman"/>
+          <w:b/>
+          <w:bCs/>
+          <w:i w:val="false"/>
+          <w:caps w:val="false"/>
+          <w:smallCaps w:val="false"/>
+          <w:color w:val="333333"/>
+          <w:spacing w:val="0"/>
+          <w:sz w:val="28"/>
+          <w:szCs w:val="28"/>
+        </w:rPr>
+        <w:t xml:space="preserve">. Карта фактичної РХ обстановки </w:t>
       </w:r>
       <w:r>
         <w:rPr>
@@ -856,7 +1066,37 @@
           <w:sz w:val="28"/>
           <w:szCs w:val="28"/>
         </w:rPr>
-        <w:t xml:space="preserve">− застосунок, що включає  інформацію про концентрації бойових отруйних речовин небезпечних хімічних речовин, що викликають ознаки </w:t>
+        <w:t xml:space="preserve">− застосунок, що включає  інформацію про концентрації бойових отруйних речовин </w:t>
+      </w:r>
+      <w:r>
+        <w:rPr>
+          <w:rFonts w:eastAsia="Times New Roman" w:cs="Times New Roman" w:ascii="Times New Roman" w:hAnsi="Times New Roman"/>
+          <w:b w:val="false"/>
+          <w:bCs w:val="false"/>
+          <w:i w:val="false"/>
+          <w:caps w:val="false"/>
+          <w:smallCaps w:val="false"/>
+          <w:color w:val="000000"/>
+          <w:spacing w:val="0"/>
+          <w:sz w:val="28"/>
+          <w:szCs w:val="28"/>
+        </w:rPr>
+        <w:t xml:space="preserve">та </w:t>
+      </w:r>
+      <w:r>
+        <w:rPr>
+          <w:rFonts w:eastAsia="Times New Roman" w:cs="Times New Roman" w:ascii="Times New Roman" w:hAnsi="Times New Roman"/>
+          <w:b w:val="false"/>
+          <w:bCs w:val="false"/>
+          <w:i w:val="false"/>
+          <w:caps w:val="false"/>
+          <w:smallCaps w:val="false"/>
+          <w:color w:val="000000"/>
+          <w:spacing w:val="0"/>
+          <w:sz w:val="28"/>
+          <w:szCs w:val="28"/>
+        </w:rPr>
+        <w:t xml:space="preserve">небезпечних хімічних речовин, що викликають ознаки </w:t>
       </w:r>
       <w:r>
         <w:rPr>
@@ -870,27 +1110,56 @@
           <w:sz w:val="28"/>
           <w:szCs w:val="28"/>
         </w:rPr>
-        <w:t>отруєння людей за рівнями: AEGL1 (порогові ознаки отруєння), AEGL2 (середні ознаки отруєння), AEGL3 (важкі ознаки отруєння) протягом визначеного часу  (10 хв, 30 хв, 1 год, 4 год, 8 год).</w:t>
-      </w:r>
-    </w:p>
-    <w:p>
-      <w:pPr>
-        <w:pStyle w:val="BodyText"/>
-        <w:widowControl/>
-        <w:suppressAutoHyphens w:val="true"/>
-        <w:bidi w:val="0"/>
-        <w:spacing w:lineRule="auto" w:line="240" w:before="0" w:after="0"/>
-        <w:ind w:firstLine="567" w:left="0" w:right="0"/>
-        <w:jc w:val="both"/>
-        <w:rPr>
-          <w:rFonts w:ascii="Times New Roman" w:hAnsi="Times New Roman"/>
-          <w:sz w:val="28"/>
-          <w:szCs w:val="28"/>
-        </w:rPr>
-      </w:pPr>
+        <w:t xml:space="preserve">отруєння людей за рівнями: </w:t>
+      </w:r>
       <w:r>
         <w:rPr>
           <w:rFonts w:eastAsia="Noto Serif CJK SC" w:cs="Lohit Devanagari" w:ascii="Times New Roman" w:hAnsi="Times New Roman"/>
+          <w:b/>
+          <w:bCs/>
+          <w:i w:val="false"/>
+          <w:caps w:val="false"/>
+          <w:smallCaps w:val="false"/>
+          <w:color w:val="000000"/>
+          <w:spacing w:val="0"/>
+          <w:sz w:val="28"/>
+          <w:szCs w:val="28"/>
+        </w:rPr>
+        <w:t xml:space="preserve">AEGL1 (зона початкового/низького впливу), AEGL2 (зона середньої небезпеки (ризик для здоров'я)), AEGL3 (зона смертельної небезпеки) </w:t>
+      </w:r>
+      <w:r>
+        <w:rPr>
+          <w:rFonts w:eastAsia="Noto Serif CJK SC" w:cs="Lohit Devanagari" w:ascii="Times New Roman" w:hAnsi="Times New Roman"/>
+          <w:b w:val="false"/>
+          <w:i w:val="false"/>
+          <w:caps w:val="false"/>
+          <w:smallCaps w:val="false"/>
+          <w:color w:val="000000"/>
+          <w:spacing w:val="0"/>
+          <w:sz w:val="28"/>
+          <w:szCs w:val="28"/>
+        </w:rPr>
+        <w:t>протягом визначеного часу  (10 хв, 30 хв, 1 год, 4 год, 8 год).</w:t>
+      </w:r>
+    </w:p>
+    <w:p>
+      <w:pPr>
+        <w:pStyle w:val="BodyText"/>
+        <w:widowControl/>
+        <w:suppressAutoHyphens w:val="true"/>
+        <w:bidi w:val="0"/>
+        <w:spacing w:lineRule="auto" w:line="240" w:before="0" w:after="0"/>
+        <w:ind w:firstLine="567" w:left="0" w:right="0"/>
+        <w:jc w:val="both"/>
+        <w:rPr>
+          <w:rFonts w:ascii="Times New Roman" w:hAnsi="Times New Roman"/>
+          <w:sz w:val="28"/>
+          <w:szCs w:val="28"/>
+        </w:rPr>
+      </w:pPr>
+      <w:r>
+        <w:rPr>
+          <w:rFonts w:eastAsia="Noto Serif CJK SC" w:cs="Lohit Devanagari" w:ascii="Times New Roman" w:hAnsi="Times New Roman"/>
           <w:b w:val="false"/>
           <w:i w:val="false"/>
           <w:caps w:val="false"/>
@@ -919,6 +1188,44 @@
         </w:rPr>
       </w:pPr>
       <w:r>
+        <w:rPr/>
+      </w:r>
+    </w:p>
+    <w:p>
+      <w:pPr>
+        <w:pStyle w:val="BodyText"/>
+        <w:widowControl/>
+        <w:suppressAutoHyphens w:val="true"/>
+        <w:bidi w:val="0"/>
+        <w:spacing w:lineRule="auto" w:line="240" w:before="0" w:after="0"/>
+        <w:ind w:firstLine="567" w:left="0" w:right="0"/>
+        <w:jc w:val="both"/>
+        <w:rPr>
+          <w:rFonts w:ascii="Times New Roman" w:hAnsi="Times New Roman"/>
+          <w:sz w:val="28"/>
+          <w:szCs w:val="28"/>
+        </w:rPr>
+      </w:pPr>
+      <w:r>
+        <w:rPr/>
+      </w:r>
+    </w:p>
+    <w:p>
+      <w:pPr>
+        <w:pStyle w:val="BodyText"/>
+        <w:widowControl/>
+        <w:suppressAutoHyphens w:val="true"/>
+        <w:bidi w:val="0"/>
+        <w:spacing w:lineRule="auto" w:line="240" w:before="0" w:after="0"/>
+        <w:ind w:firstLine="567" w:left="0" w:right="0"/>
+        <w:jc w:val="both"/>
+        <w:rPr>
+          <w:rFonts w:ascii="Times New Roman" w:hAnsi="Times New Roman"/>
+          <w:sz w:val="28"/>
+          <w:szCs w:val="28"/>
+        </w:rPr>
+      </w:pPr>
+      <w:r>
         <w:rPr>
           <w:rFonts w:eastAsia="Noto Serif CJK SC" w:cs="Lohit Devanagari" w:ascii="Times New Roman" w:hAnsi="Times New Roman"/>
           <w:b/>
@@ -1623,6 +1930,101 @@
           <w:sz w:val="28"/>
           <w:szCs w:val="28"/>
         </w:rPr>
+      </w:r>
+    </w:p>
+    <w:p>
+      <w:pPr>
+        <w:pStyle w:val="Heading2"/>
+        <w:widowControl/>
+        <w:suppressAutoHyphens w:val="true"/>
+        <w:bidi w:val="0"/>
+        <w:spacing w:lineRule="auto" w:line="240" w:before="0" w:after="0"/>
+        <w:ind w:firstLine="567" w:left="0" w:right="0"/>
+        <w:jc w:val="center"/>
+        <w:rPr>
+          <w:rFonts w:ascii="Times New Roman" w:hAnsi="Times New Roman"/>
+          <w:sz w:val="28"/>
+          <w:szCs w:val="28"/>
+        </w:rPr>
+      </w:pPr>
+      <w:r>
+        <w:rPr/>
+      </w:r>
+    </w:p>
+    <w:p>
+      <w:pPr>
+        <w:pStyle w:val="Heading2"/>
+        <w:widowControl/>
+        <w:suppressAutoHyphens w:val="true"/>
+        <w:bidi w:val="0"/>
+        <w:spacing w:lineRule="auto" w:line="240" w:before="0" w:after="0"/>
+        <w:ind w:firstLine="567" w:left="0" w:right="0"/>
+        <w:jc w:val="center"/>
+        <w:rPr>
+          <w:rFonts w:ascii="Times New Roman" w:hAnsi="Times New Roman"/>
+          <w:sz w:val="28"/>
+          <w:szCs w:val="28"/>
+        </w:rPr>
+      </w:pPr>
+      <w:r>
+        <w:rPr/>
+      </w:r>
+    </w:p>
+    <w:p>
+      <w:pPr>
+        <w:pStyle w:val="Heading2"/>
+        <w:widowControl/>
+        <w:suppressAutoHyphens w:val="true"/>
+        <w:bidi w:val="0"/>
+        <w:spacing w:lineRule="auto" w:line="240" w:before="0" w:after="0"/>
+        <w:ind w:firstLine="567" w:left="0" w:right="0"/>
+        <w:jc w:val="center"/>
+        <w:rPr>
+          <w:rFonts w:ascii="Times New Roman" w:hAnsi="Times New Roman"/>
+          <w:sz w:val="28"/>
+          <w:szCs w:val="28"/>
+        </w:rPr>
+      </w:pPr>
+      <w:r>
+        <w:rPr/>
+      </w:r>
+    </w:p>
+    <w:p>
+      <w:pPr>
+        <w:pStyle w:val="Heading2"/>
+        <w:widowControl/>
+        <w:suppressAutoHyphens w:val="true"/>
+        <w:bidi w:val="0"/>
+        <w:spacing w:lineRule="auto" w:line="240" w:before="0" w:after="0"/>
+        <w:ind w:firstLine="567" w:left="0" w:right="0"/>
+        <w:jc w:val="center"/>
+        <w:rPr>
+          <w:rFonts w:ascii="Times New Roman" w:hAnsi="Times New Roman"/>
+          <w:sz w:val="28"/>
+          <w:szCs w:val="28"/>
+        </w:rPr>
+      </w:pPr>
+      <w:r>
+        <w:rPr/>
+      </w:r>
+    </w:p>
+    <w:p>
+      <w:pPr>
+        <w:pStyle w:val="Heading2"/>
+        <w:widowControl/>
+        <w:suppressAutoHyphens w:val="true"/>
+        <w:bidi w:val="0"/>
+        <w:spacing w:lineRule="auto" w:line="240" w:before="0" w:after="0"/>
+        <w:ind w:firstLine="567" w:left="0" w:right="0"/>
+        <w:jc w:val="center"/>
+        <w:rPr>
+          <w:rFonts w:ascii="Times New Roman" w:hAnsi="Times New Roman"/>
+          <w:sz w:val="28"/>
+          <w:szCs w:val="28"/>
+        </w:rPr>
+      </w:pPr>
+      <w:r>
+        <w:rPr/>
       </w:r>
     </w:p>
     <w:p>
@@ -2453,39 +2855,7 @@
           <w:sz w:val="28"/>
           <w:szCs w:val="28"/>
         </w:rPr>
-        <w:t>4. В діалогов</w:t>
-      </w:r>
-      <w:r>
-        <w:rPr>
-          <w:rFonts w:ascii="Times New Roman" w:hAnsi="Times New Roman"/>
-          <w:sz w:val="28"/>
-          <w:szCs w:val="28"/>
-        </w:rPr>
-        <w:t xml:space="preserve">ому </w:t>
-      </w:r>
-      <w:r>
-        <w:rPr>
-          <w:rFonts w:ascii="Times New Roman" w:hAnsi="Times New Roman"/>
-          <w:sz w:val="28"/>
-          <w:szCs w:val="28"/>
-        </w:rPr>
-        <w:t>вікн</w:t>
-      </w:r>
-      <w:r>
-        <w:rPr>
-          <w:rFonts w:ascii="Times New Roman" w:hAnsi="Times New Roman"/>
-          <w:sz w:val="28"/>
-          <w:szCs w:val="28"/>
-        </w:rPr>
-        <w:t>і</w:t>
-      </w:r>
-      <w:r>
-        <w:rPr>
-          <w:rFonts w:ascii="Times New Roman" w:hAnsi="Times New Roman"/>
-          <w:sz w:val="28"/>
-          <w:szCs w:val="28"/>
-        </w:rPr>
-        <w:t xml:space="preserve"> введіть:</w:t>
+        <w:t>4. В діалоговому вікні введіть:</w:t>
       </w:r>
     </w:p>
     <w:p>
@@ -2777,107 +3147,7 @@
           <w:sz w:val="28"/>
           <w:szCs w:val="28"/>
         </w:rPr>
-        <w:t xml:space="preserve">у віконці під картою ввести перелік населених пунктів (через точку із комою) маршруту розвідки, тобто визначити </w:t>
-      </w:r>
-      <w:r>
-        <w:rPr>
-          <w:rFonts w:ascii="Times New Roman" w:hAnsi="Times New Roman"/>
-          <w:b w:val="false"/>
-          <w:bCs w:val="false"/>
-          <w:sz w:val="28"/>
-          <w:szCs w:val="28"/>
-        </w:rPr>
-        <w:t xml:space="preserve">дві </w:t>
-      </w:r>
-      <w:r>
-        <w:rPr>
-          <w:rFonts w:ascii="Times New Roman" w:hAnsi="Times New Roman"/>
-          <w:b w:val="false"/>
-          <w:bCs w:val="false"/>
-          <w:sz w:val="28"/>
-          <w:szCs w:val="28"/>
-        </w:rPr>
-        <w:t>точки: почат</w:t>
-      </w:r>
-      <w:r>
-        <w:rPr>
-          <w:rFonts w:ascii="Times New Roman" w:hAnsi="Times New Roman"/>
-          <w:b w:val="false"/>
-          <w:bCs w:val="false"/>
-          <w:sz w:val="28"/>
-          <w:szCs w:val="28"/>
-        </w:rPr>
-        <w:t>ок</w:t>
-      </w:r>
-      <w:r>
-        <w:rPr>
-          <w:rFonts w:ascii="Times New Roman" w:hAnsi="Times New Roman"/>
-          <w:b w:val="false"/>
-          <w:bCs w:val="false"/>
-          <w:sz w:val="28"/>
-          <w:szCs w:val="28"/>
-        </w:rPr>
-        <w:t xml:space="preserve"> </w:t>
-      </w:r>
-      <w:r>
-        <w:rPr>
-          <w:rFonts w:ascii="Times New Roman" w:hAnsi="Times New Roman"/>
-          <w:b w:val="false"/>
-          <w:bCs w:val="false"/>
-          <w:sz w:val="28"/>
-          <w:szCs w:val="28"/>
-        </w:rPr>
-        <w:t xml:space="preserve">та кінець </w:t>
-      </w:r>
-      <w:r>
-        <w:rPr>
-          <w:rFonts w:ascii="Times New Roman" w:hAnsi="Times New Roman"/>
-          <w:b w:val="false"/>
-          <w:bCs w:val="false"/>
-          <w:sz w:val="28"/>
-          <w:szCs w:val="28"/>
-        </w:rPr>
-        <w:t xml:space="preserve">маршруту, </w:t>
-      </w:r>
-      <w:r>
-        <w:rPr>
-          <w:rFonts w:ascii="Times New Roman" w:hAnsi="Times New Roman"/>
-          <w:b w:val="false"/>
-          <w:bCs w:val="false"/>
-          <w:sz w:val="28"/>
-          <w:szCs w:val="28"/>
-        </w:rPr>
-        <w:t xml:space="preserve">при необхідності  - після початку вставити </w:t>
-      </w:r>
-      <w:r>
-        <w:rPr>
-          <w:rFonts w:ascii="Times New Roman" w:hAnsi="Times New Roman"/>
-          <w:b w:val="false"/>
-          <w:bCs w:val="false"/>
-          <w:sz w:val="28"/>
-          <w:szCs w:val="28"/>
-        </w:rPr>
-        <w:t xml:space="preserve">проміжні точки </w:t>
-      </w:r>
-      <w:r>
-        <w:rPr>
-          <w:rFonts w:ascii="Times New Roman" w:hAnsi="Times New Roman"/>
-          <w:b w:val="false"/>
-          <w:bCs w:val="false"/>
-          <w:sz w:val="28"/>
-          <w:szCs w:val="28"/>
-        </w:rPr>
-        <w:t>маршруту</w:t>
-      </w:r>
-      <w:r>
-        <w:rPr>
-          <w:rFonts w:ascii="Times New Roman" w:hAnsi="Times New Roman"/>
-          <w:b w:val="false"/>
-          <w:bCs w:val="false"/>
-          <w:sz w:val="28"/>
-          <w:szCs w:val="28"/>
-        </w:rPr>
-        <w:t>. При співпаданні найменування НП з такою ж назвою з іншого регіону України або іншої країни програма може не коректно сформувати маршрут, в цьому випадку треба після назви НП написати найменування області, в якій розташований зазначений НП.</w:t>
+        <w:t>у віконці під картою ввести перелік населених пунктів (через точку із комою) маршруту розвідки, тобто визначити дві точки: початок та кінець маршруту, при необхідності  - після початку вставити проміжні точки маршруту. При співпаданні найменування НП з такою ж назвою з іншого регіону України або іншої країни програма може не коректно сформувати маршрут, в цьому випадку треба після назви НП написати найменування області, в якій розташований зазначений НП.</w:t>
       </w:r>
     </w:p>
     <w:p>
@@ -2912,27 +3182,7 @@
           <w:sz w:val="28"/>
           <w:szCs w:val="28"/>
         </w:rPr>
-        <w:t xml:space="preserve">кліком </w:t>
-      </w:r>
-      <w:r>
-        <w:rPr>
-          <w:rFonts w:ascii="Times New Roman" w:hAnsi="Times New Roman"/>
-          <w:b w:val="false"/>
-          <w:bCs w:val="false"/>
-          <w:sz w:val="28"/>
-          <w:szCs w:val="28"/>
-        </w:rPr>
-        <w:t xml:space="preserve">мишки </w:t>
-      </w:r>
-      <w:r>
-        <w:rPr>
-          <w:rFonts w:ascii="Times New Roman" w:hAnsi="Times New Roman"/>
-          <w:b w:val="false"/>
-          <w:bCs w:val="false"/>
-          <w:sz w:val="28"/>
-          <w:szCs w:val="28"/>
-        </w:rPr>
-        <w:t xml:space="preserve">визначаєте точки маршруту на карті, при цьому кінець маршруту наноситься двійним кліком. У випадаючому віконці вставляєте № маршруту. </w:t>
+        <w:t xml:space="preserve">кліком мишки визначаєте точки маршруту на карті, при цьому кінець маршруту наноситься двійним кліком. У випадаючому віконці вставляєте № маршруту. </w:t>
       </w:r>
     </w:p>
     <w:p>
@@ -3058,49 +3308,15 @@
           <w:sz w:val="28"/>
           <w:szCs w:val="28"/>
         </w:rPr>
-        <w:t xml:space="preserve">🖨 </w:t>
-      </w:r>
-      <w:r>
-        <w:rPr>
-          <w:rFonts w:ascii="Times New Roman" w:hAnsi="Times New Roman"/>
-          <w:b/>
-          <w:sz w:val="28"/>
-          <w:szCs w:val="28"/>
-        </w:rPr>
-        <w:t>Друк/</w:t>
-      </w:r>
-      <w:r>
-        <w:rPr>
-          <w:rFonts w:ascii="Times New Roman" w:hAnsi="Times New Roman"/>
-          <w:b/>
-          <w:sz w:val="28"/>
-          <w:szCs w:val="28"/>
-        </w:rPr>
-        <w:t>PDF:</w:t>
-      </w:r>
-      <w:r>
-        <w:rPr>
-          <w:rFonts w:ascii="Times New Roman" w:hAnsi="Times New Roman"/>
-          <w:sz w:val="28"/>
-          <w:szCs w:val="28"/>
-        </w:rPr>
-        <w:t xml:space="preserve"> при натисканні на кнопку «HTML» поточна карта з обстановкою зберігається у форматі html; відповідно при натисканні кнопки «</w:t>
-      </w:r>
-      <w:r>
-        <w:rPr>
-          <w:rFonts w:ascii="Times New Roman" w:hAnsi="Times New Roman"/>
-          <w:sz w:val="28"/>
-          <w:szCs w:val="28"/>
-        </w:rPr>
-        <w:t>Друк/PDF</w:t>
-      </w:r>
-      <w:r>
-        <w:rPr>
-          <w:rFonts w:ascii="Times New Roman" w:hAnsi="Times New Roman"/>
-          <w:sz w:val="28"/>
-          <w:szCs w:val="28"/>
-        </w:rPr>
-        <w:t>» карта друкується або зберігається у форматі pdf.</w:t>
+        <w:t>🖨 Друк/PDF:</w:t>
+      </w:r>
+      <w:r>
+        <w:rPr>
+          <w:rFonts w:ascii="Times New Roman" w:hAnsi="Times New Roman"/>
+          <w:sz w:val="28"/>
+          <w:szCs w:val="28"/>
+        </w:rPr>
+        <w:t xml:space="preserve"> при натисканні на кнопку «HTML» поточна карта з обстановкою зберігається у форматі html; відповідно при натисканні кнопки «Друк/PDF» карта друкується або зберігається у форматі pdf.</w:t>
       </w:r>
     </w:p>
     <w:p>

--- a/docs/1. ІНСТРУКЦІЯ користування Платформою ХБРЯ.docx
+++ b/docs/1. ІНСТРУКЦІЯ користування Платформою ХБРЯ.docx
@@ -642,13 +642,13 @@
           <w:sz w:val="28"/>
           <w:szCs w:val="28"/>
         </w:rPr>
-        <w:t>(</w:t>
-      </w:r>
-      <w:r>
-        <w:rPr>
-          <w:rFonts w:ascii="Times New Roman" w:hAnsi="Times New Roman"/>
-          <w:b/>
-          <w:bCs/>
+        <w:t xml:space="preserve">(forecast) </w:t>
+      </w:r>
+      <w:r>
+        <w:rPr>
+          <w:rFonts w:ascii="Times New Roman" w:hAnsi="Times New Roman"/>
+          <w:b w:val="false"/>
+          <w:bCs w:val="false"/>
           <w:i w:val="false"/>
           <w:caps w:val="false"/>
           <w:smallCaps w:val="false"/>
@@ -657,7 +657,7 @@
           <w:sz w:val="28"/>
           <w:szCs w:val="28"/>
         </w:rPr>
-        <w:t>f</w:t>
+        <w:t xml:space="preserve">— застосунок щодо прогнозування масштабів хімічної аварії (посилання на </w:t>
       </w:r>
       <w:r>
         <w:rPr>
@@ -672,7 +672,7 @@
           <w:sz w:val="28"/>
           <w:szCs w:val="28"/>
         </w:rPr>
-        <w:t xml:space="preserve">orecast) </w:t>
+        <w:t>forecast.inf.ua</w:t>
       </w:r>
       <w:r>
         <w:rPr>
@@ -687,13 +687,28 @@
           <w:sz w:val="28"/>
           <w:szCs w:val="28"/>
         </w:rPr>
-        <w:t xml:space="preserve">— застосунок щодо прогнозування масштабів хімічної аварії </w:t>
-      </w:r>
-      <w:r>
-        <w:rPr>
-          <w:rFonts w:ascii="Times New Roman" w:hAnsi="Times New Roman"/>
-          <w:b w:val="false"/>
-          <w:bCs w:val="false"/>
+        <w:t>).</w:t>
+      </w:r>
+    </w:p>
+    <w:p>
+      <w:pPr>
+        <w:pStyle w:val="BodyText"/>
+        <w:widowControl/>
+        <w:suppressAutoHyphens w:val="true"/>
+        <w:bidi w:val="0"/>
+        <w:spacing w:lineRule="auto" w:line="240" w:before="0" w:after="0"/>
+        <w:ind w:firstLine="567" w:left="0" w:right="0"/>
+        <w:jc w:val="both"/>
+        <w:rPr>
+          <w:b/>
+          <w:bCs/>
+        </w:rPr>
+      </w:pPr>
+      <w:r>
+        <w:rPr>
+          <w:rFonts w:ascii="Times New Roman" w:hAnsi="Times New Roman"/>
+          <w:b/>
+          <w:bCs/>
           <w:i w:val="false"/>
           <w:caps w:val="false"/>
           <w:smallCaps w:val="false"/>
@@ -702,13 +717,28 @@
           <w:sz w:val="28"/>
           <w:szCs w:val="28"/>
         </w:rPr>
-        <w:t xml:space="preserve">(посилання на </w:t>
-      </w:r>
-      <w:r>
-        <w:rPr>
-          <w:rFonts w:ascii="Times New Roman" w:hAnsi="Times New Roman"/>
-          <w:b/>
-          <w:bCs/>
+        <w:t xml:space="preserve">1.5.  </w:t>
+      </w:r>
+      <w:r>
+        <w:rPr>
+          <w:rFonts w:ascii="Times New Roman" w:hAnsi="Times New Roman"/>
+          <w:b/>
+          <w:bCs/>
+          <w:i w:val="false"/>
+          <w:caps w:val="false"/>
+          <w:smallCaps w:val="false"/>
+          <w:color w:val="000000"/>
+          <w:spacing w:val="0"/>
+          <w:sz w:val="28"/>
+          <w:szCs w:val="28"/>
+        </w:rPr>
+        <w:t xml:space="preserve">Прогноз масштабів хім. аварії  -  </w:t>
+      </w:r>
+      <w:r>
+        <w:rPr>
+          <w:rFonts w:ascii="Times New Roman" w:hAnsi="Times New Roman"/>
+          <w:b w:val="false"/>
+          <w:bCs w:val="false"/>
           <w:i w:val="false"/>
           <w:caps w:val="false"/>
           <w:smallCaps w:val="false"/>
@@ -717,13 +747,28 @@
           <w:sz w:val="28"/>
           <w:szCs w:val="28"/>
         </w:rPr>
-        <w:t>forecast.inf.ua</w:t>
-      </w:r>
-      <w:r>
-        <w:rPr>
-          <w:rFonts w:ascii="Times New Roman" w:hAnsi="Times New Roman"/>
-          <w:b w:val="false"/>
-          <w:bCs w:val="false"/>
+        <w:t>застосунок щодо прогнозування масштабів хімічної аварії.</w:t>
+      </w:r>
+    </w:p>
+    <w:p>
+      <w:pPr>
+        <w:pStyle w:val="BodyText"/>
+        <w:widowControl/>
+        <w:suppressAutoHyphens w:val="true"/>
+        <w:bidi w:val="0"/>
+        <w:spacing w:lineRule="auto" w:line="240" w:before="0" w:after="0"/>
+        <w:ind w:firstLine="567" w:left="0" w:right="0"/>
+        <w:jc w:val="both"/>
+        <w:rPr>
+          <w:b/>
+          <w:bCs/>
+        </w:rPr>
+      </w:pPr>
+      <w:r>
+        <w:rPr>
+          <w:rFonts w:ascii="Times New Roman" w:hAnsi="Times New Roman"/>
+          <w:b/>
+          <w:bCs/>
           <w:i w:val="false"/>
           <w:caps w:val="false"/>
           <w:smallCaps w:val="false"/>
@@ -732,7 +777,7 @@
           <w:sz w:val="28"/>
           <w:szCs w:val="28"/>
         </w:rPr>
-        <w:t>)</w:t>
+        <w:t xml:space="preserve">1.6. Прогноз кількості постраждалих під час ядерного вибуху — </w:t>
       </w:r>
       <w:r>
         <w:rPr>
@@ -747,6 +792,112 @@
           <w:sz w:val="28"/>
           <w:szCs w:val="28"/>
         </w:rPr>
+        <w:t>застосунок щодо прогнозування кількості постраждалих під час наземного ядерного вибуху.</w:t>
+      </w:r>
+    </w:p>
+    <w:p>
+      <w:pPr>
+        <w:pStyle w:val="BodyText"/>
+        <w:widowControl/>
+        <w:suppressAutoHyphens w:val="true"/>
+        <w:bidi w:val="0"/>
+        <w:spacing w:lineRule="auto" w:line="240" w:before="0" w:after="0"/>
+        <w:ind w:firstLine="567" w:left="0" w:right="0"/>
+        <w:jc w:val="both"/>
+        <w:rPr>
+          <w:rFonts w:ascii="Times New Roman" w:hAnsi="Times New Roman"/>
+          <w:sz w:val="28"/>
+          <w:szCs w:val="28"/>
+        </w:rPr>
+      </w:pPr>
+      <w:r>
+        <w:rPr>
+          <w:rFonts w:ascii="Times New Roman" w:hAnsi="Times New Roman"/>
+          <w:b/>
+          <w:bCs/>
+          <w:i w:val="false"/>
+          <w:caps w:val="false"/>
+          <w:smallCaps w:val="false"/>
+          <w:color w:val="333333"/>
+          <w:spacing w:val="0"/>
+          <w:sz w:val="28"/>
+          <w:szCs w:val="28"/>
+        </w:rPr>
+        <w:t>1.</w:t>
+      </w:r>
+      <w:r>
+        <w:rPr>
+          <w:rFonts w:ascii="Times New Roman" w:hAnsi="Times New Roman"/>
+          <w:b/>
+          <w:bCs/>
+          <w:i w:val="false"/>
+          <w:caps w:val="false"/>
+          <w:smallCaps w:val="false"/>
+          <w:color w:val="333333"/>
+          <w:spacing w:val="0"/>
+          <w:sz w:val="28"/>
+          <w:szCs w:val="28"/>
+        </w:rPr>
+        <w:t>7</w:t>
+      </w:r>
+      <w:r>
+        <w:rPr>
+          <w:rFonts w:ascii="Times New Roman" w:hAnsi="Times New Roman"/>
+          <w:b/>
+          <w:bCs/>
+          <w:i w:val="false"/>
+          <w:caps w:val="false"/>
+          <w:smallCaps w:val="false"/>
+          <w:color w:val="333333"/>
+          <w:spacing w:val="0"/>
+          <w:sz w:val="28"/>
+          <w:szCs w:val="28"/>
+        </w:rPr>
+        <w:t xml:space="preserve">. Карта фактичної РХ обстановки </w:t>
+      </w:r>
+      <w:r>
+        <w:rPr>
+          <w:rFonts w:eastAsia="Times New Roman" w:cs="Times New Roman" w:ascii="Times New Roman" w:hAnsi="Times New Roman"/>
+          <w:b w:val="false"/>
+          <w:bCs w:val="false"/>
+          <w:i w:val="false"/>
+          <w:caps w:val="false"/>
+          <w:smallCaps w:val="false"/>
+          <w:color w:val="333333"/>
+          <w:spacing w:val="0"/>
+          <w:sz w:val="28"/>
+          <w:szCs w:val="28"/>
+        </w:rPr>
+        <w:t>−</w:t>
+      </w:r>
+      <w:r>
+        <w:rPr>
+          <w:rFonts w:eastAsia="Noto Serif CJK SC" w:cs="Lohit Devanagari" w:ascii="Times New Roman" w:hAnsi="Times New Roman"/>
+          <w:b w:val="false"/>
+          <w:bCs w:val="false"/>
+          <w:i w:val="false"/>
+          <w:caps w:val="false"/>
+          <w:smallCaps w:val="false"/>
+          <w:color w:val="333333"/>
+          <w:spacing w:val="0"/>
+          <w:sz w:val="28"/>
+          <w:szCs w:val="28"/>
+        </w:rPr>
+        <w:t xml:space="preserve"> застосунок, призначений для оперативного нанесення радіаційної та хімічної обстановки на карту OpenStreetMap за даними радіаційної та хімічної розвідки</w:t>
+      </w:r>
+      <w:r>
+        <w:rPr>
+          <w:rFonts w:ascii="Times New Roman" w:hAnsi="Times New Roman"/>
+          <w:b w:val="false"/>
+          <w:bCs w:val="false"/>
+          <w:i w:val="false"/>
+          <w:caps w:val="false"/>
+          <w:smallCaps w:val="false"/>
+          <w:color w:val="333333"/>
+          <w:spacing w:val="0"/>
+          <w:sz w:val="28"/>
+          <w:szCs w:val="28"/>
+        </w:rPr>
         <w:t>.</w:t>
       </w:r>
     </w:p>
@@ -760,125 +911,35 @@
         <w:ind w:firstLine="567" w:left="0" w:right="0"/>
         <w:jc w:val="both"/>
         <w:rPr>
-          <w:b/>
-          <w:bCs/>
-        </w:rPr>
-      </w:pPr>
-      <w:r>
-        <w:rPr>
-          <w:rFonts w:ascii="Times New Roman" w:hAnsi="Times New Roman"/>
-          <w:b/>
-          <w:bCs/>
-          <w:i w:val="false"/>
-          <w:caps w:val="false"/>
-          <w:smallCaps w:val="false"/>
-          <w:color w:val="333333"/>
-          <w:spacing w:val="0"/>
-          <w:sz w:val="28"/>
-          <w:szCs w:val="28"/>
-        </w:rPr>
-        <w:t xml:space="preserve">1.5.  </w:t>
-      </w:r>
-      <w:r>
-        <w:rPr>
-          <w:rFonts w:ascii="Times New Roman" w:hAnsi="Times New Roman"/>
-          <w:b/>
-          <w:bCs/>
-          <w:i w:val="false"/>
-          <w:caps w:val="false"/>
-          <w:smallCaps w:val="false"/>
-          <w:color w:val="000000"/>
-          <w:spacing w:val="0"/>
-          <w:sz w:val="28"/>
-          <w:szCs w:val="28"/>
-        </w:rPr>
-        <w:t xml:space="preserve">Прогноз масштабів хім. аварії  -  </w:t>
-      </w:r>
-      <w:r>
-        <w:rPr>
-          <w:rFonts w:ascii="Times New Roman" w:hAnsi="Times New Roman"/>
-          <w:b w:val="false"/>
-          <w:bCs w:val="false"/>
-          <w:i w:val="false"/>
-          <w:caps w:val="false"/>
-          <w:smallCaps w:val="false"/>
-          <w:color w:val="333333"/>
-          <w:spacing w:val="0"/>
-          <w:sz w:val="28"/>
-          <w:szCs w:val="28"/>
-        </w:rPr>
-        <w:t>застосунок щодо прогнозування масштабів хімічної аварії.</w:t>
-      </w:r>
-    </w:p>
-    <w:p>
-      <w:pPr>
-        <w:pStyle w:val="BodyText"/>
-        <w:widowControl/>
-        <w:suppressAutoHyphens w:val="true"/>
-        <w:bidi w:val="0"/>
-        <w:spacing w:lineRule="auto" w:line="240" w:before="0" w:after="0"/>
-        <w:ind w:firstLine="567" w:left="0" w:right="0"/>
-        <w:jc w:val="both"/>
-        <w:rPr>
-          <w:rFonts w:ascii="Times New Roman" w:hAnsi="Times New Roman"/>
-          <w:sz w:val="28"/>
-          <w:szCs w:val="28"/>
-        </w:rPr>
-      </w:pPr>
-      <w:r>
-        <w:rPr>
-          <w:rFonts w:ascii="Times New Roman" w:hAnsi="Times New Roman"/>
-          <w:b/>
-          <w:bCs/>
-          <w:i w:val="false"/>
-          <w:caps w:val="false"/>
-          <w:smallCaps w:val="false"/>
-          <w:color w:val="333333"/>
-          <w:spacing w:val="0"/>
-          <w:sz w:val="28"/>
-          <w:szCs w:val="28"/>
-        </w:rPr>
-        <w:t>1.</w:t>
-      </w:r>
-      <w:r>
-        <w:rPr>
-          <w:rFonts w:ascii="Times New Roman" w:hAnsi="Times New Roman"/>
-          <w:b/>
-          <w:bCs/>
-          <w:i w:val="false"/>
-          <w:caps w:val="false"/>
-          <w:smallCaps w:val="false"/>
-          <w:color w:val="333333"/>
-          <w:spacing w:val="0"/>
-          <w:sz w:val="28"/>
-          <w:szCs w:val="28"/>
-        </w:rPr>
-        <w:t>6</w:t>
-      </w:r>
-      <w:r>
-        <w:rPr>
-          <w:rFonts w:ascii="Times New Roman" w:hAnsi="Times New Roman"/>
-          <w:b/>
-          <w:bCs/>
-          <w:i w:val="false"/>
-          <w:caps w:val="false"/>
-          <w:smallCaps w:val="false"/>
-          <w:color w:val="333333"/>
-          <w:spacing w:val="0"/>
-          <w:sz w:val="28"/>
-          <w:szCs w:val="28"/>
-        </w:rPr>
-        <w:t xml:space="preserve">. Карта фактичної РХ обстановки </w:t>
+          <w:rFonts w:ascii="Times New Roman" w:hAnsi="Times New Roman"/>
+          <w:sz w:val="28"/>
+          <w:szCs w:val="28"/>
+        </w:rPr>
+      </w:pPr>
+      <w:r>
+        <w:rPr>
+          <w:rFonts w:ascii="Times New Roman" w:hAnsi="Times New Roman"/>
+          <w:b/>
+          <w:bCs/>
+          <w:i w:val="false"/>
+          <w:caps w:val="false"/>
+          <w:smallCaps w:val="false"/>
+          <w:color w:val="000000"/>
+          <w:spacing w:val="0"/>
+          <w:sz w:val="28"/>
+          <w:szCs w:val="28"/>
+        </w:rPr>
+        <w:t xml:space="preserve">Модуль 2 </w:t>
       </w:r>
       <w:r>
         <w:rPr>
           <w:rFonts w:eastAsia="Times New Roman" w:cs="Times New Roman" w:ascii="Times New Roman" w:hAnsi="Times New Roman"/>
-          <w:b w:val="false"/>
-          <w:bCs w:val="false"/>
-          <w:i w:val="false"/>
-          <w:caps w:val="false"/>
-          <w:smallCaps w:val="false"/>
-          <w:color w:val="333333"/>
+          <w:b/>
+          <w:bCs/>
+          <w:i w:val="false"/>
+          <w:caps w:val="false"/>
+          <w:smallCaps w:val="false"/>
+          <w:color w:val="000000"/>
           <w:spacing w:val="0"/>
           <w:sz w:val="28"/>
           <w:szCs w:val="28"/>
@@ -888,67 +949,263 @@
       <w:r>
         <w:rPr>
           <w:rFonts w:eastAsia="Noto Serif CJK SC" w:cs="Lohit Devanagari" w:ascii="Times New Roman" w:hAnsi="Times New Roman"/>
-          <w:b w:val="false"/>
-          <w:bCs w:val="false"/>
-          <w:i w:val="false"/>
-          <w:caps w:val="false"/>
-          <w:smallCaps w:val="false"/>
-          <w:color w:val="333333"/>
-          <w:spacing w:val="0"/>
-          <w:sz w:val="28"/>
-          <w:szCs w:val="28"/>
-        </w:rPr>
-        <w:t xml:space="preserve"> застосунок, призначений для оперативного нанесення радіаційної та хімічної обстановки на карту OpenStreetMap за даними радіаційної та хімічної розвідки</w:t>
-      </w:r>
-      <w:r>
-        <w:rPr>
-          <w:rFonts w:ascii="Times New Roman" w:hAnsi="Times New Roman"/>
-          <w:b w:val="false"/>
-          <w:bCs w:val="false"/>
-          <w:i w:val="false"/>
-          <w:caps w:val="false"/>
-          <w:smallCaps w:val="false"/>
-          <w:color w:val="333333"/>
-          <w:spacing w:val="0"/>
-          <w:sz w:val="28"/>
-          <w:szCs w:val="28"/>
-        </w:rPr>
-        <w:t>.</w:t>
-      </w:r>
-    </w:p>
-    <w:p>
-      <w:pPr>
-        <w:pStyle w:val="BodyText"/>
-        <w:widowControl/>
-        <w:suppressAutoHyphens w:val="true"/>
-        <w:bidi w:val="0"/>
-        <w:spacing w:lineRule="auto" w:line="240" w:before="0" w:after="0"/>
-        <w:ind w:firstLine="567" w:left="0" w:right="0"/>
-        <w:jc w:val="both"/>
-        <w:rPr>
-          <w:rFonts w:ascii="Times New Roman" w:hAnsi="Times New Roman"/>
-          <w:sz w:val="28"/>
-          <w:szCs w:val="28"/>
-        </w:rPr>
-      </w:pPr>
-      <w:r>
-        <w:rPr>
-          <w:rFonts w:ascii="Times New Roman" w:hAnsi="Times New Roman"/>
-          <w:b/>
-          <w:bCs/>
-          <w:i w:val="false"/>
-          <w:caps w:val="false"/>
-          <w:smallCaps w:val="false"/>
-          <w:color w:val="000000"/>
-          <w:spacing w:val="0"/>
-          <w:sz w:val="28"/>
-          <w:szCs w:val="28"/>
-        </w:rPr>
-        <w:t xml:space="preserve">Модуль 2 </w:t>
+          <w:b/>
+          <w:bCs/>
+          <w:i w:val="false"/>
+          <w:caps w:val="false"/>
+          <w:smallCaps w:val="false"/>
+          <w:color w:val="000000"/>
+          <w:spacing w:val="0"/>
+          <w:sz w:val="28"/>
+          <w:szCs w:val="28"/>
+        </w:rPr>
+        <w:t xml:space="preserve"> БАЗИ ДАНИХ:</w:t>
+      </w:r>
+    </w:p>
+    <w:p>
+      <w:pPr>
+        <w:pStyle w:val="BodyText"/>
+        <w:widowControl/>
+        <w:suppressAutoHyphens w:val="true"/>
+        <w:bidi w:val="0"/>
+        <w:spacing w:lineRule="auto" w:line="240" w:before="0" w:after="0"/>
+        <w:ind w:firstLine="567" w:left="0" w:right="0"/>
+        <w:jc w:val="both"/>
+        <w:rPr>
+          <w:rFonts w:ascii="Times New Roman" w:hAnsi="Times New Roman"/>
+          <w:sz w:val="28"/>
+          <w:szCs w:val="28"/>
+        </w:rPr>
+      </w:pPr>
+      <w:r>
+        <w:rPr>
+          <w:rFonts w:eastAsia="Noto Serif CJK SC" w:cs="Lohit Devanagari" w:ascii="Times New Roman" w:hAnsi="Times New Roman"/>
+          <w:b/>
+          <w:bCs/>
+          <w:i w:val="false"/>
+          <w:caps w:val="false"/>
+          <w:smallCaps w:val="false"/>
+          <w:color w:val="000000"/>
+          <w:spacing w:val="0"/>
+          <w:sz w:val="28"/>
+          <w:szCs w:val="28"/>
+        </w:rPr>
+        <w:t>2.1. Аварійні картки небезпечних хімічних речовин</w:t>
+      </w:r>
+      <w:r>
+        <w:rPr>
+          <w:rFonts w:eastAsia="Noto Serif CJK SC" w:cs="Lohit Devanagari" w:ascii="Times New Roman" w:hAnsi="Times New Roman"/>
+          <w:b w:val="false"/>
+          <w:bCs w:val="false"/>
+          <w:i w:val="false"/>
+          <w:caps w:val="false"/>
+          <w:smallCaps w:val="false"/>
+          <w:color w:val="000000"/>
+          <w:spacing w:val="0"/>
+          <w:sz w:val="28"/>
+          <w:szCs w:val="28"/>
+        </w:rPr>
+        <w:t xml:space="preserve"> — застосунок, що включає базу аварійних карток небезпечних хімічних речовин, які завантажуються в PDF форматі та містять інформацію про основні властивості НХР, засоби індивідуального захисту та дії щодо локалізації хімічної аварії (є пошук за назвою НХР або номером аварійної картки).</w:t>
+      </w:r>
+    </w:p>
+    <w:p>
+      <w:pPr>
+        <w:pStyle w:val="BodyText"/>
+        <w:widowControl/>
+        <w:suppressAutoHyphens w:val="true"/>
+        <w:bidi w:val="0"/>
+        <w:spacing w:lineRule="auto" w:line="240" w:before="0" w:after="0"/>
+        <w:ind w:firstLine="567" w:left="0" w:right="0"/>
+        <w:jc w:val="both"/>
+        <w:rPr>
+          <w:rFonts w:ascii="Times New Roman" w:hAnsi="Times New Roman"/>
+          <w:sz w:val="28"/>
+          <w:szCs w:val="28"/>
+        </w:rPr>
+      </w:pPr>
+      <w:r>
+        <w:rPr>
+          <w:rFonts w:eastAsia="Noto Serif CJK SC" w:cs="Lohit Devanagari" w:ascii="Times New Roman" w:hAnsi="Times New Roman"/>
+          <w:b/>
+          <w:bCs/>
+          <w:i w:val="false"/>
+          <w:caps w:val="false"/>
+          <w:smallCaps w:val="false"/>
+          <w:color w:val="000000"/>
+          <w:spacing w:val="0"/>
+          <w:sz w:val="28"/>
+          <w:szCs w:val="28"/>
+        </w:rPr>
+        <w:t xml:space="preserve">2.2. Рівні небезпечного впливу (AEGL) БОР та НХР </w:t>
       </w:r>
       <w:r>
         <w:rPr>
           <w:rFonts w:eastAsia="Times New Roman" w:cs="Times New Roman" w:ascii="Times New Roman" w:hAnsi="Times New Roman"/>
+          <w:b w:val="false"/>
+          <w:bCs w:val="false"/>
+          <w:i w:val="false"/>
+          <w:caps w:val="false"/>
+          <w:smallCaps w:val="false"/>
+          <w:color w:val="000000"/>
+          <w:spacing w:val="0"/>
+          <w:sz w:val="28"/>
+          <w:szCs w:val="28"/>
+        </w:rPr>
+        <w:t xml:space="preserve">− застосунок, що включає  інформацію про концентрації бойових отруйних речовин та небезпечних хімічних речовин, що викликають ознаки </w:t>
+      </w:r>
+      <w:r>
+        <w:rPr>
+          <w:rFonts w:eastAsia="Noto Serif CJK SC" w:cs="Lohit Devanagari" w:ascii="Times New Roman" w:hAnsi="Times New Roman"/>
+          <w:b w:val="false"/>
+          <w:i w:val="false"/>
+          <w:caps w:val="false"/>
+          <w:smallCaps w:val="false"/>
+          <w:color w:val="000000"/>
+          <w:spacing w:val="0"/>
+          <w:sz w:val="28"/>
+          <w:szCs w:val="28"/>
+        </w:rPr>
+        <w:t xml:space="preserve">отруєння людей за рівнями: </w:t>
+      </w:r>
+      <w:r>
+        <w:rPr>
+          <w:rFonts w:eastAsia="Noto Serif CJK SC" w:cs="Lohit Devanagari" w:ascii="Times New Roman" w:hAnsi="Times New Roman"/>
+          <w:b/>
+          <w:bCs/>
+          <w:i w:val="false"/>
+          <w:caps w:val="false"/>
+          <w:smallCaps w:val="false"/>
+          <w:color w:val="000000"/>
+          <w:spacing w:val="0"/>
+          <w:sz w:val="28"/>
+          <w:szCs w:val="28"/>
+        </w:rPr>
+        <w:t xml:space="preserve">AEGL1 (зона початкового/низького впливу), AEGL2 (зона середньої небезпеки (ризик для здоров'я)), AEGL3 (зона смертельної небезпеки) </w:t>
+      </w:r>
+      <w:r>
+        <w:rPr>
+          <w:rFonts w:eastAsia="Noto Serif CJK SC" w:cs="Lohit Devanagari" w:ascii="Times New Roman" w:hAnsi="Times New Roman"/>
+          <w:b w:val="false"/>
+          <w:i w:val="false"/>
+          <w:caps w:val="false"/>
+          <w:smallCaps w:val="false"/>
+          <w:color w:val="000000"/>
+          <w:spacing w:val="0"/>
+          <w:sz w:val="28"/>
+          <w:szCs w:val="28"/>
+        </w:rPr>
+        <w:t>протягом визначеного часу  (10 хв, 30 хв, 1 год, 4 год, 8 год).</w:t>
+      </w:r>
+    </w:p>
+    <w:p>
+      <w:pPr>
+        <w:pStyle w:val="BodyText"/>
+        <w:widowControl/>
+        <w:suppressAutoHyphens w:val="true"/>
+        <w:bidi w:val="0"/>
+        <w:spacing w:lineRule="auto" w:line="240" w:before="0" w:after="0"/>
+        <w:ind w:firstLine="567" w:left="0" w:right="0"/>
+        <w:jc w:val="both"/>
+        <w:rPr>
+          <w:rFonts w:ascii="Times New Roman" w:hAnsi="Times New Roman"/>
+          <w:sz w:val="28"/>
+          <w:szCs w:val="28"/>
+        </w:rPr>
+      </w:pPr>
+      <w:r>
+        <w:rPr>
+          <w:rFonts w:eastAsia="Noto Serif CJK SC" w:cs="Lohit Devanagari" w:ascii="Times New Roman" w:hAnsi="Times New Roman"/>
+          <w:b w:val="false"/>
+          <w:i w:val="false"/>
+          <w:caps w:val="false"/>
+          <w:smallCaps w:val="false"/>
+          <w:color w:val="000000"/>
+          <w:spacing w:val="0"/>
+          <w:sz w:val="28"/>
+          <w:szCs w:val="28"/>
+        </w:rPr>
+        <w:t>При введенні інформації про фактичну концентрацію БОР та НХР на місцевості застосунок визначає, до якого рівня небезпечного впливу відноситься забруднення місцевості БОР та НХР у точці вимірювання їх концентрації.</w:t>
+      </w:r>
+    </w:p>
+    <w:p>
+      <w:pPr>
+        <w:pStyle w:val="BodyText"/>
+        <w:widowControl/>
+        <w:suppressAutoHyphens w:val="true"/>
+        <w:bidi w:val="0"/>
+        <w:spacing w:lineRule="auto" w:line="240" w:before="0" w:after="0"/>
+        <w:ind w:firstLine="567" w:left="0" w:right="0"/>
+        <w:jc w:val="both"/>
+        <w:rPr>
+          <w:rFonts w:ascii="Times New Roman" w:hAnsi="Times New Roman"/>
+          <w:sz w:val="28"/>
+          <w:szCs w:val="28"/>
+        </w:rPr>
+      </w:pPr>
+      <w:r>
+        <w:rPr>
+          <w:rFonts w:ascii="Times New Roman" w:hAnsi="Times New Roman"/>
+          <w:sz w:val="28"/>
+          <w:szCs w:val="28"/>
+        </w:rPr>
+      </w:r>
+    </w:p>
+    <w:p>
+      <w:pPr>
+        <w:pStyle w:val="BodyText"/>
+        <w:widowControl/>
+        <w:suppressAutoHyphens w:val="true"/>
+        <w:bidi w:val="0"/>
+        <w:spacing w:lineRule="auto" w:line="240" w:before="0" w:after="0"/>
+        <w:ind w:firstLine="567" w:left="0" w:right="0"/>
+        <w:jc w:val="both"/>
+        <w:rPr>
+          <w:rFonts w:ascii="Times New Roman" w:hAnsi="Times New Roman"/>
+          <w:sz w:val="28"/>
+          <w:szCs w:val="28"/>
+        </w:rPr>
+      </w:pPr>
+      <w:r>
+        <w:rPr>
+          <w:rFonts w:ascii="Times New Roman" w:hAnsi="Times New Roman"/>
+          <w:sz w:val="28"/>
+          <w:szCs w:val="28"/>
+        </w:rPr>
+      </w:r>
+    </w:p>
+    <w:p>
+      <w:pPr>
+        <w:pStyle w:val="BodyText"/>
+        <w:widowControl/>
+        <w:suppressAutoHyphens w:val="true"/>
+        <w:bidi w:val="0"/>
+        <w:spacing w:lineRule="auto" w:line="240" w:before="0" w:after="0"/>
+        <w:ind w:firstLine="567" w:left="0" w:right="0"/>
+        <w:jc w:val="both"/>
+        <w:rPr>
+          <w:rFonts w:ascii="Times New Roman" w:hAnsi="Times New Roman"/>
+          <w:sz w:val="28"/>
+          <w:szCs w:val="28"/>
+        </w:rPr>
+      </w:pPr>
+      <w:r>
+        <w:rPr>
+          <w:rFonts w:eastAsia="Noto Serif CJK SC" w:cs="Lohit Devanagari" w:ascii="Times New Roman" w:hAnsi="Times New Roman"/>
+          <w:b/>
+          <w:bCs/>
+          <w:i w:val="false"/>
+          <w:caps w:val="false"/>
+          <w:smallCaps w:val="false"/>
+          <w:color w:val="000000"/>
+          <w:spacing w:val="0"/>
+          <w:sz w:val="28"/>
+          <w:szCs w:val="28"/>
+        </w:rPr>
+        <w:t xml:space="preserve">Модуль 3 </w:t>
+      </w:r>
+      <w:r>
+        <w:rPr>
+          <w:rFonts w:eastAsia="Times New Roman" w:cs="Times New Roman" w:ascii="Times New Roman" w:hAnsi="Times New Roman"/>
           <w:b/>
           <w:bCs/>
           <w:i w:val="false"/>
@@ -974,7 +1231,7 @@
           <w:sz w:val="28"/>
           <w:szCs w:val="28"/>
         </w:rPr>
-        <w:t xml:space="preserve"> БАЗИ ДАНИХ:</w:t>
+        <w:t xml:space="preserve"> РОЗРАХУНКИ:</w:t>
       </w:r>
     </w:p>
     <w:p>
@@ -1005,7 +1262,7 @@
           <w:sz w:val="28"/>
           <w:szCs w:val="28"/>
         </w:rPr>
-        <w:t>2.1. Аварійні картки небезпечних хімічних речовин</w:t>
+        <w:t>3.1. Калькулятор дози (ядерний вибух)</w:t>
       </w:r>
       <w:r>
         <w:rPr>
@@ -1020,38 +1277,83 @@
           <w:sz w:val="28"/>
           <w:szCs w:val="28"/>
         </w:rPr>
-        <w:t xml:space="preserve"> — застосунок, що включає базу аварійних карток небезпечних хімічних речовин, які завантажуються в PDF форматі та містять інформацію про основні властивості НХР, засоби індивідуального захисту та дії щодо локалізації хімічної аварії (є пошук за назвою НХР або номером аварійної картки).</w:t>
-      </w:r>
-    </w:p>
-    <w:p>
-      <w:pPr>
-        <w:pStyle w:val="BodyText"/>
-        <w:widowControl/>
-        <w:suppressAutoHyphens w:val="true"/>
-        <w:bidi w:val="0"/>
-        <w:spacing w:lineRule="auto" w:line="240" w:before="0" w:after="0"/>
-        <w:ind w:firstLine="567" w:left="0" w:right="0"/>
-        <w:jc w:val="both"/>
-        <w:rPr>
-          <w:rFonts w:ascii="Times New Roman" w:hAnsi="Times New Roman"/>
-          <w:sz w:val="28"/>
-          <w:szCs w:val="28"/>
-        </w:rPr>
-      </w:pPr>
+        <w:t xml:space="preserve"> </w:t>
+      </w:r>
+      <w:r>
+        <w:rPr>
+          <w:rFonts w:eastAsia="Times New Roman" w:cs="Times New Roman" w:ascii="Times New Roman" w:hAnsi="Times New Roman"/>
+          <w:b w:val="false"/>
+          <w:bCs w:val="false"/>
+          <w:i w:val="false"/>
+          <w:caps w:val="false"/>
+          <w:smallCaps w:val="false"/>
+          <w:color w:val="000000"/>
+          <w:spacing w:val="0"/>
+          <w:sz w:val="28"/>
+          <w:szCs w:val="28"/>
+        </w:rPr>
+        <w:t>−</w:t>
+      </w:r>
       <w:r>
         <w:rPr>
           <w:rFonts w:eastAsia="Noto Serif CJK SC" w:cs="Lohit Devanagari" w:ascii="Times New Roman" w:hAnsi="Times New Roman"/>
-          <w:b/>
-          <w:bCs/>
-          <w:i w:val="false"/>
-          <w:caps w:val="false"/>
-          <w:smallCaps w:val="false"/>
-          <w:color w:val="000000"/>
-          <w:spacing w:val="0"/>
-          <w:sz w:val="28"/>
-          <w:szCs w:val="28"/>
-        </w:rPr>
-        <w:t xml:space="preserve">2.2. Рівні небезпечного впливу (AEGL) БОР та НХР </w:t>
+          <w:b w:val="false"/>
+          <w:bCs w:val="false"/>
+          <w:i w:val="false"/>
+          <w:caps w:val="false"/>
+          <w:smallCaps w:val="false"/>
+          <w:color w:val="000000"/>
+          <w:spacing w:val="0"/>
+          <w:sz w:val="28"/>
+          <w:szCs w:val="28"/>
+        </w:rPr>
+        <w:t xml:space="preserve"> застосунок, призначений для розрахунку дози опромінення людей, які знаходиться в зоні радіоактивного забруднення після ядерного вибуху (вхідні дані: потужність дози випромінювання за даними розвідки на час t після ядерного вибуху, тривалість опромінення людей та коефіцієнт захисту).</w:t>
+      </w:r>
+    </w:p>
+    <w:p>
+      <w:pPr>
+        <w:pStyle w:val="BodyText"/>
+        <w:widowControl/>
+        <w:suppressAutoHyphens w:val="true"/>
+        <w:bidi w:val="0"/>
+        <w:spacing w:lineRule="auto" w:line="240" w:before="0" w:after="0"/>
+        <w:ind w:firstLine="567" w:left="0" w:right="0"/>
+        <w:jc w:val="both"/>
+        <w:rPr>
+          <w:rFonts w:ascii="Times New Roman" w:hAnsi="Times New Roman"/>
+          <w:sz w:val="28"/>
+          <w:szCs w:val="28"/>
+        </w:rPr>
+      </w:pPr>
+      <w:r>
+        <w:rPr>
+          <w:rFonts w:eastAsia="Noto Serif CJK SC" w:cs="Lohit Devanagari" w:ascii="Times New Roman" w:hAnsi="Times New Roman"/>
+          <w:b/>
+          <w:bCs/>
+          <w:i w:val="false"/>
+          <w:caps w:val="false"/>
+          <w:smallCaps w:val="false"/>
+          <w:color w:val="000000"/>
+          <w:spacing w:val="0"/>
+          <w:sz w:val="28"/>
+          <w:szCs w:val="28"/>
+        </w:rPr>
+        <w:t>3.2. Калькулятор дози (аварія на АЕС)</w:t>
+      </w:r>
+      <w:r>
+        <w:rPr>
+          <w:rFonts w:eastAsia="Noto Serif CJK SC" w:cs="Lohit Devanagari" w:ascii="Times New Roman" w:hAnsi="Times New Roman"/>
+          <w:b w:val="false"/>
+          <w:bCs w:val="false"/>
+          <w:i w:val="false"/>
+          <w:caps w:val="false"/>
+          <w:smallCaps w:val="false"/>
+          <w:color w:val="000000"/>
+          <w:spacing w:val="0"/>
+          <w:sz w:val="28"/>
+          <w:szCs w:val="28"/>
+        </w:rPr>
+        <w:t xml:space="preserve"> </w:t>
       </w:r>
       <w:r>
         <w:rPr>
@@ -1066,52 +1368,161 @@
           <w:sz w:val="28"/>
           <w:szCs w:val="28"/>
         </w:rPr>
-        <w:t xml:space="preserve">− застосунок, що включає  інформацію про концентрації бойових отруйних речовин </w:t>
+        <w:t>−</w:t>
+      </w:r>
+      <w:r>
+        <w:rPr>
+          <w:rFonts w:eastAsia="Noto Serif CJK SC" w:cs="Lohit Devanagari" w:ascii="Times New Roman" w:hAnsi="Times New Roman"/>
+          <w:b w:val="false"/>
+          <w:bCs w:val="false"/>
+          <w:i w:val="false"/>
+          <w:caps w:val="false"/>
+          <w:smallCaps w:val="false"/>
+          <w:color w:val="000000"/>
+          <w:spacing w:val="0"/>
+          <w:sz w:val="28"/>
+          <w:szCs w:val="28"/>
+        </w:rPr>
+        <w:t xml:space="preserve"> застосунок, призначений для розрахунку дози опромінення людей, які знаходиться в зоні радіоактивного забруднення після аварії на атомній електростанції (вхідні дані: потужність дози випромінювання за даними розвідки на час t після аварії на АЕС, тривалість опромінення людини та коефіцієнт захисту).</w:t>
+      </w:r>
+    </w:p>
+    <w:p>
+      <w:pPr>
+        <w:pStyle w:val="BodyText"/>
+        <w:widowControl/>
+        <w:suppressAutoHyphens w:val="true"/>
+        <w:bidi w:val="0"/>
+        <w:spacing w:lineRule="auto" w:line="240" w:before="0" w:after="0"/>
+        <w:ind w:firstLine="567" w:left="0" w:right="0"/>
+        <w:jc w:val="both"/>
+        <w:rPr>
+          <w:rFonts w:ascii="Times New Roman" w:hAnsi="Times New Roman"/>
+          <w:sz w:val="28"/>
+          <w:szCs w:val="28"/>
+        </w:rPr>
+      </w:pPr>
+      <w:r>
+        <w:rPr>
+          <w:rFonts w:eastAsia="Noto Serif CJK SC" w:cs="Lohit Devanagari" w:ascii="Times New Roman" w:hAnsi="Times New Roman"/>
+          <w:b/>
+          <w:bCs/>
+          <w:i w:val="false"/>
+          <w:caps w:val="false"/>
+          <w:smallCaps w:val="false"/>
+          <w:color w:val="000000"/>
+          <w:spacing w:val="0"/>
+          <w:sz w:val="28"/>
+          <w:szCs w:val="28"/>
+        </w:rPr>
+        <w:t xml:space="preserve">3.3. Калькулятор допустимого часу опромінення </w:t>
       </w:r>
       <w:r>
         <w:rPr>
           <w:rFonts w:eastAsia="Times New Roman" w:cs="Times New Roman" w:ascii="Times New Roman" w:hAnsi="Times New Roman"/>
-          <w:b w:val="false"/>
-          <w:bCs w:val="false"/>
-          <w:i w:val="false"/>
-          <w:caps w:val="false"/>
-          <w:smallCaps w:val="false"/>
-          <w:color w:val="000000"/>
-          <w:spacing w:val="0"/>
-          <w:sz w:val="28"/>
-          <w:szCs w:val="28"/>
-        </w:rPr>
-        <w:t xml:space="preserve">та </w:t>
+          <w:b/>
+          <w:bCs/>
+          <w:i w:val="false"/>
+          <w:caps w:val="false"/>
+          <w:smallCaps w:val="false"/>
+          <w:color w:val="000000"/>
+          <w:spacing w:val="0"/>
+          <w:sz w:val="28"/>
+          <w:szCs w:val="28"/>
+        </w:rPr>
+        <w:t>−</w:t>
+      </w:r>
+      <w:r>
+        <w:rPr>
+          <w:rFonts w:eastAsia="Noto Serif CJK SC" w:cs="Lohit Devanagari" w:ascii="Times New Roman" w:hAnsi="Times New Roman"/>
+          <w:b w:val="false"/>
+          <w:bCs w:val="false"/>
+          <w:i w:val="false"/>
+          <w:caps w:val="false"/>
+          <w:smallCaps w:val="false"/>
+          <w:color w:val="000000"/>
+          <w:spacing w:val="0"/>
+          <w:sz w:val="28"/>
+          <w:szCs w:val="28"/>
+        </w:rPr>
+        <w:t xml:space="preserve"> застосунок, призначений для розрахунку допустимого часу опромінення людей у зоні радіоактивного забруднення при заданій дозі опромінення (вхідні дані: потужність дози випромінювання , задана доза опромінення, коефіцієнт захисту). </w:t>
+      </w:r>
+    </w:p>
+    <w:p>
+      <w:pPr>
+        <w:pStyle w:val="BodyText"/>
+        <w:widowControl/>
+        <w:suppressAutoHyphens w:val="true"/>
+        <w:bidi w:val="0"/>
+        <w:spacing w:lineRule="auto" w:line="240" w:before="0" w:after="0"/>
+        <w:ind w:firstLine="567" w:left="0" w:right="0"/>
+        <w:jc w:val="both"/>
+        <w:rPr>
+          <w:rFonts w:ascii="Times New Roman" w:hAnsi="Times New Roman"/>
+          <w:sz w:val="28"/>
+          <w:szCs w:val="28"/>
+        </w:rPr>
+      </w:pPr>
+      <w:r>
+        <w:rPr>
+          <w:rFonts w:eastAsia="Noto Serif CJK SC" w:cs="Lohit Devanagari" w:ascii="Times New Roman" w:hAnsi="Times New Roman"/>
+          <w:b/>
+          <w:bCs/>
+          <w:i w:val="false"/>
+          <w:caps w:val="false"/>
+          <w:smallCaps w:val="false"/>
+          <w:color w:val="000000"/>
+          <w:spacing w:val="0"/>
+          <w:sz w:val="28"/>
+          <w:szCs w:val="28"/>
+        </w:rPr>
+        <w:t xml:space="preserve">Модуль 4 </w:t>
       </w:r>
       <w:r>
         <w:rPr>
           <w:rFonts w:eastAsia="Times New Roman" w:cs="Times New Roman" w:ascii="Times New Roman" w:hAnsi="Times New Roman"/>
-          <w:b w:val="false"/>
-          <w:bCs w:val="false"/>
-          <w:i w:val="false"/>
-          <w:caps w:val="false"/>
-          <w:smallCaps w:val="false"/>
-          <w:color w:val="000000"/>
-          <w:spacing w:val="0"/>
-          <w:sz w:val="28"/>
-          <w:szCs w:val="28"/>
-        </w:rPr>
-        <w:t xml:space="preserve">небезпечних хімічних речовин, що викликають ознаки </w:t>
+          <w:b/>
+          <w:bCs/>
+          <w:i w:val="false"/>
+          <w:caps w:val="false"/>
+          <w:smallCaps w:val="false"/>
+          <w:color w:val="000000"/>
+          <w:spacing w:val="0"/>
+          <w:sz w:val="28"/>
+          <w:szCs w:val="28"/>
+        </w:rPr>
+        <w:t>−</w:t>
       </w:r>
       <w:r>
         <w:rPr>
           <w:rFonts w:eastAsia="Noto Serif CJK SC" w:cs="Lohit Devanagari" w:ascii="Times New Roman" w:hAnsi="Times New Roman"/>
-          <w:b w:val="false"/>
-          <w:i w:val="false"/>
-          <w:caps w:val="false"/>
-          <w:smallCaps w:val="false"/>
-          <w:color w:val="000000"/>
-          <w:spacing w:val="0"/>
-          <w:sz w:val="28"/>
-          <w:szCs w:val="28"/>
-        </w:rPr>
-        <w:t xml:space="preserve">отруєння людей за рівнями: </w:t>
-      </w:r>
+          <w:b/>
+          <w:bCs/>
+          <w:i w:val="false"/>
+          <w:caps w:val="false"/>
+          <w:smallCaps w:val="false"/>
+          <w:color w:val="000000"/>
+          <w:spacing w:val="0"/>
+          <w:sz w:val="28"/>
+          <w:szCs w:val="28"/>
+        </w:rPr>
+        <w:t xml:space="preserve"> ДОВІДКА:</w:t>
+      </w:r>
+    </w:p>
+    <w:p>
+      <w:pPr>
+        <w:pStyle w:val="BodyText"/>
+        <w:widowControl/>
+        <w:suppressAutoHyphens w:val="true"/>
+        <w:bidi w:val="0"/>
+        <w:spacing w:lineRule="auto" w:line="240" w:before="0" w:after="0"/>
+        <w:ind w:firstLine="567" w:left="0" w:right="0"/>
+        <w:jc w:val="both"/>
+        <w:rPr>
+          <w:rFonts w:ascii="Times New Roman" w:hAnsi="Times New Roman"/>
+          <w:sz w:val="28"/>
+          <w:szCs w:val="28"/>
+        </w:rPr>
+      </w:pPr>
       <w:r>
         <w:rPr>
           <w:rFonts w:eastAsia="Noto Serif CJK SC" w:cs="Lohit Devanagari" w:ascii="Times New Roman" w:hAnsi="Times New Roman"/>
@@ -1125,192 +1536,219 @@
           <w:sz w:val="28"/>
           <w:szCs w:val="28"/>
         </w:rPr>
-        <w:t xml:space="preserve">AEGL1 (зона початкового/низького впливу), AEGL2 (зона середньої небезпеки (ризик для здоров'я)), AEGL3 (зона смертельної небезпеки) </w:t>
+        <w:t xml:space="preserve">4.1. </w:t>
       </w:r>
       <w:r>
         <w:rPr>
           <w:rFonts w:eastAsia="Noto Serif CJK SC" w:cs="Lohit Devanagari" w:ascii="Times New Roman" w:hAnsi="Times New Roman"/>
           <w:b w:val="false"/>
-          <w:i w:val="false"/>
-          <w:caps w:val="false"/>
-          <w:smallCaps w:val="false"/>
-          <w:color w:val="000000"/>
-          <w:spacing w:val="0"/>
-          <w:sz w:val="28"/>
-          <w:szCs w:val="28"/>
-        </w:rPr>
-        <w:t>протягом визначеного часу  (10 хв, 30 хв, 1 год, 4 год, 8 год).</w:t>
-      </w:r>
-    </w:p>
-    <w:p>
-      <w:pPr>
-        <w:pStyle w:val="BodyText"/>
-        <w:widowControl/>
-        <w:suppressAutoHyphens w:val="true"/>
-        <w:bidi w:val="0"/>
-        <w:spacing w:lineRule="auto" w:line="240" w:before="0" w:after="0"/>
-        <w:ind w:firstLine="567" w:left="0" w:right="0"/>
-        <w:jc w:val="both"/>
-        <w:rPr>
-          <w:rFonts w:ascii="Times New Roman" w:hAnsi="Times New Roman"/>
-          <w:sz w:val="28"/>
-          <w:szCs w:val="28"/>
-        </w:rPr>
-      </w:pPr>
+          <w:bCs w:val="false"/>
+          <w:i w:val="false"/>
+          <w:caps w:val="false"/>
+          <w:smallCaps w:val="false"/>
+          <w:color w:val="000000"/>
+          <w:spacing w:val="0"/>
+          <w:sz w:val="28"/>
+          <w:szCs w:val="28"/>
+        </w:rPr>
+        <w:t xml:space="preserve"> </w:t>
+      </w:r>
       <w:r>
         <w:rPr>
           <w:rFonts w:eastAsia="Noto Serif CJK SC" w:cs="Lohit Devanagari" w:ascii="Times New Roman" w:hAnsi="Times New Roman"/>
-          <w:b w:val="false"/>
-          <w:i w:val="false"/>
-          <w:caps w:val="false"/>
-          <w:smallCaps w:val="false"/>
-          <w:color w:val="000000"/>
-          <w:spacing w:val="0"/>
-          <w:sz w:val="28"/>
-          <w:szCs w:val="28"/>
-        </w:rPr>
-        <w:t>При введенні інформації про фактичну концентрацію БОР та НХР на місцевості застосунок визначає, до якого рівня небезпечного впливу відноситься забруднення місцевості БОР та НХР у точці вимірювання їх концентрації.</w:t>
-      </w:r>
-    </w:p>
-    <w:p>
-      <w:pPr>
-        <w:pStyle w:val="BodyText"/>
-        <w:widowControl/>
-        <w:suppressAutoHyphens w:val="true"/>
-        <w:bidi w:val="0"/>
-        <w:spacing w:lineRule="auto" w:line="240" w:before="0" w:after="0"/>
-        <w:ind w:firstLine="567" w:left="0" w:right="0"/>
-        <w:jc w:val="both"/>
-        <w:rPr>
-          <w:rFonts w:ascii="Times New Roman" w:hAnsi="Times New Roman"/>
-          <w:sz w:val="28"/>
-          <w:szCs w:val="28"/>
-        </w:rPr>
-      </w:pPr>
-      <w:r>
-        <w:rPr/>
-      </w:r>
-    </w:p>
-    <w:p>
-      <w:pPr>
-        <w:pStyle w:val="BodyText"/>
-        <w:widowControl/>
-        <w:suppressAutoHyphens w:val="true"/>
-        <w:bidi w:val="0"/>
-        <w:spacing w:lineRule="auto" w:line="240" w:before="0" w:after="0"/>
-        <w:ind w:firstLine="567" w:left="0" w:right="0"/>
-        <w:jc w:val="both"/>
-        <w:rPr>
-          <w:rFonts w:ascii="Times New Roman" w:hAnsi="Times New Roman"/>
-          <w:sz w:val="28"/>
-          <w:szCs w:val="28"/>
-        </w:rPr>
-      </w:pPr>
-      <w:r>
-        <w:rPr/>
-      </w:r>
-    </w:p>
-    <w:p>
-      <w:pPr>
-        <w:pStyle w:val="BodyText"/>
-        <w:widowControl/>
-        <w:suppressAutoHyphens w:val="true"/>
-        <w:bidi w:val="0"/>
-        <w:spacing w:lineRule="auto" w:line="240" w:before="0" w:after="0"/>
-        <w:ind w:firstLine="567" w:left="0" w:right="0"/>
-        <w:jc w:val="both"/>
-        <w:rPr>
-          <w:rFonts w:ascii="Times New Roman" w:hAnsi="Times New Roman"/>
-          <w:sz w:val="28"/>
-          <w:szCs w:val="28"/>
-        </w:rPr>
-      </w:pPr>
-      <w:r>
-        <w:rPr>
-          <w:rFonts w:eastAsia="Noto Serif CJK SC" w:cs="Lohit Devanagari" w:ascii="Times New Roman" w:hAnsi="Times New Roman"/>
-          <w:b/>
-          <w:bCs/>
-          <w:i w:val="false"/>
-          <w:caps w:val="false"/>
-          <w:smallCaps w:val="false"/>
-          <w:color w:val="000000"/>
-          <w:spacing w:val="0"/>
-          <w:sz w:val="28"/>
-          <w:szCs w:val="28"/>
-        </w:rPr>
-        <w:t xml:space="preserve">Модуль 3 </w:t>
+          <w:b/>
+          <w:bCs/>
+          <w:i w:val="false"/>
+          <w:caps w:val="false"/>
+          <w:smallCaps w:val="false"/>
+          <w:color w:val="000000"/>
+          <w:spacing w:val="0"/>
+          <w:sz w:val="28"/>
+          <w:szCs w:val="28"/>
+        </w:rPr>
+        <w:t xml:space="preserve">Укргідрометцентр </w:t>
       </w:r>
       <w:r>
         <w:rPr>
           <w:rFonts w:eastAsia="Times New Roman" w:cs="Times New Roman" w:ascii="Times New Roman" w:hAnsi="Times New Roman"/>
-          <w:b/>
-          <w:bCs/>
-          <w:i w:val="false"/>
-          <w:caps w:val="false"/>
-          <w:smallCaps w:val="false"/>
-          <w:color w:val="000000"/>
-          <w:spacing w:val="0"/>
-          <w:sz w:val="28"/>
-          <w:szCs w:val="28"/>
-        </w:rPr>
-        <w:t>−</w:t>
-      </w:r>
-      <w:r>
-        <w:rPr>
-          <w:rFonts w:eastAsia="Noto Serif CJK SC" w:cs="Lohit Devanagari" w:ascii="Times New Roman" w:hAnsi="Times New Roman"/>
-          <w:b/>
-          <w:bCs/>
-          <w:i w:val="false"/>
-          <w:caps w:val="false"/>
-          <w:smallCaps w:val="false"/>
-          <w:color w:val="000000"/>
-          <w:spacing w:val="0"/>
-          <w:sz w:val="28"/>
-          <w:szCs w:val="28"/>
-        </w:rPr>
-        <w:t xml:space="preserve"> РОЗРАХУНКИ:</w:t>
-      </w:r>
-    </w:p>
-    <w:p>
-      <w:pPr>
-        <w:pStyle w:val="BodyText"/>
-        <w:widowControl/>
-        <w:suppressAutoHyphens w:val="true"/>
-        <w:bidi w:val="0"/>
-        <w:spacing w:lineRule="auto" w:line="240" w:before="0" w:after="0"/>
-        <w:ind w:firstLine="567" w:left="0" w:right="0"/>
-        <w:jc w:val="both"/>
-        <w:rPr>
-          <w:rFonts w:ascii="Times New Roman" w:hAnsi="Times New Roman"/>
-          <w:sz w:val="28"/>
-          <w:szCs w:val="28"/>
-        </w:rPr>
-      </w:pPr>
-      <w:r>
-        <w:rPr>
-          <w:rFonts w:eastAsia="Noto Serif CJK SC" w:cs="Lohit Devanagari" w:ascii="Times New Roman" w:hAnsi="Times New Roman"/>
-          <w:b/>
-          <w:bCs/>
-          <w:i w:val="false"/>
-          <w:caps w:val="false"/>
-          <w:smallCaps w:val="false"/>
-          <w:color w:val="000000"/>
-          <w:spacing w:val="0"/>
-          <w:sz w:val="28"/>
-          <w:szCs w:val="28"/>
-        </w:rPr>
-        <w:t>3.1. Калькулятор дози (ядерний вибух)</w:t>
-      </w:r>
-      <w:r>
-        <w:rPr>
-          <w:rFonts w:eastAsia="Noto Serif CJK SC" w:cs="Lohit Devanagari" w:ascii="Times New Roman" w:hAnsi="Times New Roman"/>
-          <w:b w:val="false"/>
-          <w:bCs w:val="false"/>
-          <w:i w:val="false"/>
-          <w:caps w:val="false"/>
-          <w:smallCaps w:val="false"/>
-          <w:color w:val="000000"/>
-          <w:spacing w:val="0"/>
+          <w:b w:val="false"/>
+          <w:bCs w:val="false"/>
+          <w:i w:val="false"/>
+          <w:caps w:val="false"/>
+          <w:smallCaps w:val="false"/>
+          <w:color w:val="000000"/>
+          <w:spacing w:val="0"/>
+          <w:sz w:val="28"/>
+          <w:szCs w:val="28"/>
+        </w:rPr>
+        <w:t>− метеорологічні умови (посилання на Укргідрометцентр).</w:t>
+      </w:r>
+    </w:p>
+    <w:p>
+      <w:pPr>
+        <w:pStyle w:val="BodyText"/>
+        <w:widowControl/>
+        <w:suppressAutoHyphens w:val="true"/>
+        <w:bidi w:val="0"/>
+        <w:spacing w:lineRule="auto" w:line="240" w:before="0" w:after="0"/>
+        <w:ind w:firstLine="567" w:left="0" w:right="0"/>
+        <w:jc w:val="both"/>
+        <w:rPr>
+          <w:rFonts w:ascii="Times New Roman" w:hAnsi="Times New Roman"/>
+          <w:sz w:val="28"/>
+          <w:szCs w:val="28"/>
+        </w:rPr>
+      </w:pPr>
+      <w:r>
+        <w:rPr>
+          <w:rFonts w:eastAsia="Times New Roman" w:cs="Times New Roman" w:ascii="Times New Roman" w:hAnsi="Times New Roman"/>
+          <w:b/>
+          <w:bCs/>
+          <w:i w:val="false"/>
+          <w:caps w:val="false"/>
+          <w:smallCaps w:val="false"/>
+          <w:color w:val="000000"/>
+          <w:spacing w:val="0"/>
+          <w:sz w:val="28"/>
+          <w:szCs w:val="28"/>
+        </w:rPr>
+        <w:t xml:space="preserve">4.2. Нормативно-правова база РХЗ − </w:t>
+      </w:r>
+      <w:r>
+        <w:rPr>
+          <w:rFonts w:eastAsia="Times New Roman" w:cs="Times New Roman" w:ascii="Times New Roman" w:hAnsi="Times New Roman"/>
+          <w:b w:val="false"/>
+          <w:bCs w:val="false"/>
+          <w:i w:val="false"/>
+          <w:caps w:val="false"/>
+          <w:smallCaps w:val="false"/>
+          <w:color w:val="000000"/>
+          <w:spacing w:val="0"/>
+          <w:sz w:val="28"/>
+          <w:szCs w:val="28"/>
+        </w:rPr>
+        <w:t>(посилання на перелік документів Управління радіаційного, хімічного та біологічного захисту).</w:t>
+      </w:r>
+    </w:p>
+    <w:p>
+      <w:pPr>
+        <w:pStyle w:val="BodyText"/>
+        <w:widowControl/>
+        <w:suppressAutoHyphens w:val="true"/>
+        <w:bidi w:val="0"/>
+        <w:spacing w:lineRule="auto" w:line="240" w:before="0" w:after="0"/>
+        <w:ind w:firstLine="567" w:left="0" w:right="0"/>
+        <w:jc w:val="both"/>
+        <w:rPr>
+          <w:rFonts w:ascii="Times New Roman" w:hAnsi="Times New Roman"/>
+          <w:sz w:val="28"/>
+          <w:szCs w:val="28"/>
+        </w:rPr>
+      </w:pPr>
+      <w:r>
+        <w:rPr>
+          <w:rFonts w:eastAsia="Times New Roman" w:cs="Times New Roman" w:ascii="Times New Roman" w:hAnsi="Times New Roman"/>
+          <w:b/>
+          <w:bCs/>
+          <w:i w:val="false"/>
+          <w:caps w:val="false"/>
+          <w:smallCaps w:val="false"/>
+          <w:color w:val="000000"/>
+          <w:spacing w:val="0"/>
+          <w:sz w:val="28"/>
+          <w:szCs w:val="28"/>
+        </w:rPr>
+        <w:t xml:space="preserve">4.3. СОП 1.1/РХБЗ/ДСНС </w:t>
+      </w:r>
+      <w:r>
+        <w:rPr>
+          <w:rFonts w:eastAsia="Times New Roman" w:cs="Times New Roman" w:ascii="Times New Roman" w:hAnsi="Times New Roman"/>
+          <w:i w:val="false"/>
+          <w:sz w:val="28"/>
+          <w:szCs w:val="28"/>
+        </w:rPr>
+        <w:t xml:space="preserve"> «Порядок проведення демеркуризації» (посилання). </w:t>
+      </w:r>
+      <w:r>
+        <w:rPr>
+          <w:rFonts w:eastAsia="Times New Roman" w:cs="Times New Roman" w:ascii="Times New Roman" w:hAnsi="Times New Roman"/>
+          <w:b/>
+          <w:bCs/>
+          <w:i w:val="false"/>
+          <w:sz w:val="28"/>
+          <w:szCs w:val="28"/>
+        </w:rPr>
+        <w:t>СОП 1.2./РХБЗ/ДСНС</w:t>
+      </w:r>
+      <w:r>
+        <w:rPr>
+          <w:rFonts w:eastAsia="Times New Roman" w:cs="Times New Roman" w:ascii="Times New Roman" w:hAnsi="Times New Roman"/>
+          <w:i w:val="false"/>
+          <w:sz w:val="28"/>
+          <w:szCs w:val="28"/>
+        </w:rPr>
+        <w:t xml:space="preserve"> «Порядок дій пожежно-рятувальних підрозділів при залученні на надзвичайну ситуацію (подію), пов’язану з небезпечними хімічними речовинами».</w:t>
+      </w:r>
+    </w:p>
+    <w:p>
+      <w:pPr>
+        <w:pStyle w:val="BodyText"/>
+        <w:widowControl/>
+        <w:suppressAutoHyphens w:val="true"/>
+        <w:bidi w:val="0"/>
+        <w:spacing w:lineRule="auto" w:line="240" w:before="0" w:after="0"/>
+        <w:ind w:firstLine="567" w:left="0" w:right="0"/>
+        <w:jc w:val="both"/>
+        <w:rPr>
+          <w:rFonts w:ascii="Times New Roman" w:hAnsi="Times New Roman"/>
+          <w:sz w:val="28"/>
+          <w:szCs w:val="28"/>
+        </w:rPr>
+      </w:pPr>
+      <w:r>
+        <w:rPr>
+          <w:rFonts w:eastAsia="Times New Roman" w:cs="Times New Roman" w:ascii="Times New Roman" w:hAnsi="Times New Roman"/>
+          <w:b/>
+          <w:bCs/>
+          <w:i w:val="false"/>
+          <w:sz w:val="28"/>
+          <w:szCs w:val="28"/>
+        </w:rPr>
+        <w:t xml:space="preserve">4.4. Формалізовані документи та довідкові матеріали </w:t>
+      </w:r>
+      <w:r>
+        <w:rPr>
+          <w:rFonts w:eastAsia="Times New Roman" w:cs="Times New Roman" w:ascii="Times New Roman" w:hAnsi="Times New Roman"/>
+          <w:b w:val="false"/>
+          <w:bCs w:val="false"/>
+          <w:i w:val="false"/>
+          <w:sz w:val="28"/>
+          <w:szCs w:val="28"/>
+        </w:rPr>
+        <w:t>− бланки формалізованих документів у форматі docx для підготовки доповідей щодо оцінки радіаційної та хімічної обстановки за даними прогнозування та радіаційної і хімічної розвідки при застосуванні ядерної та хімічної зброї, аварії на АЕС та хімічно небезпечному об’єкті;</w:t>
+      </w:r>
+    </w:p>
+    <w:p>
+      <w:pPr>
+        <w:pStyle w:val="BodyText"/>
+        <w:widowControl/>
+        <w:suppressAutoHyphens w:val="true"/>
+        <w:bidi w:val="0"/>
+        <w:spacing w:lineRule="auto" w:line="240" w:before="0" w:after="0"/>
+        <w:ind w:firstLine="567" w:left="0" w:right="0"/>
+        <w:jc w:val="both"/>
+        <w:rPr>
+          <w:rFonts w:ascii="Times New Roman" w:hAnsi="Times New Roman"/>
+          <w:sz w:val="28"/>
+          <w:szCs w:val="28"/>
+        </w:rPr>
+      </w:pPr>
+      <w:r>
+        <w:rPr>
+          <w:rFonts w:eastAsia="Times New Roman" w:cs="Times New Roman" w:ascii="Times New Roman" w:hAnsi="Times New Roman"/>
+          <w:b w:val="false"/>
+          <w:bCs w:val="false"/>
+          <w:i w:val="false"/>
           <w:sz w:val="28"/>
           <w:szCs w:val="28"/>
         </w:rPr>
@@ -1322,588 +1760,113 @@
           <w:b w:val="false"/>
           <w:bCs w:val="false"/>
           <w:i w:val="false"/>
-          <w:caps w:val="false"/>
-          <w:smallCaps w:val="false"/>
-          <w:color w:val="000000"/>
-          <w:spacing w:val="0"/>
-          <w:sz w:val="28"/>
-          <w:szCs w:val="28"/>
-        </w:rPr>
-        <w:t>−</w:t>
-      </w:r>
-      <w:r>
-        <w:rPr>
-          <w:rFonts w:eastAsia="Noto Serif CJK SC" w:cs="Lohit Devanagari" w:ascii="Times New Roman" w:hAnsi="Times New Roman"/>
-          <w:b w:val="false"/>
-          <w:bCs w:val="false"/>
-          <w:i w:val="false"/>
-          <w:caps w:val="false"/>
-          <w:smallCaps w:val="false"/>
-          <w:color w:val="000000"/>
-          <w:spacing w:val="0"/>
-          <w:sz w:val="28"/>
-          <w:szCs w:val="28"/>
-        </w:rPr>
-        <w:t xml:space="preserve"> застосунок, призначений для розрахунку дози опромінення людей, які знаходиться в зоні радіоактивного забруднення після ядерного вибуху (вхідні дані: потужність дози випромінювання за даними розвідки на час t після ядерного вибуху, тривалість опромінення людей та коефіцієнт захисту).</w:t>
-      </w:r>
-    </w:p>
-    <w:p>
-      <w:pPr>
-        <w:pStyle w:val="BodyText"/>
-        <w:widowControl/>
-        <w:suppressAutoHyphens w:val="true"/>
-        <w:bidi w:val="0"/>
-        <w:spacing w:lineRule="auto" w:line="240" w:before="0" w:after="0"/>
-        <w:ind w:firstLine="567" w:left="0" w:right="0"/>
-        <w:jc w:val="both"/>
-        <w:rPr>
-          <w:rFonts w:ascii="Times New Roman" w:hAnsi="Times New Roman"/>
-          <w:sz w:val="28"/>
-          <w:szCs w:val="28"/>
-        </w:rPr>
-      </w:pPr>
-      <w:r>
-        <w:rPr>
-          <w:rFonts w:eastAsia="Noto Serif CJK SC" w:cs="Lohit Devanagari" w:ascii="Times New Roman" w:hAnsi="Times New Roman"/>
-          <w:b/>
-          <w:bCs/>
-          <w:i w:val="false"/>
-          <w:caps w:val="false"/>
-          <w:smallCaps w:val="false"/>
-          <w:color w:val="000000"/>
-          <w:spacing w:val="0"/>
-          <w:sz w:val="28"/>
-          <w:szCs w:val="28"/>
-        </w:rPr>
-        <w:t>3.2. Калькулятор дози (аварія на АЕС)</w:t>
-      </w:r>
-      <w:r>
-        <w:rPr>
-          <w:rFonts w:eastAsia="Noto Serif CJK SC" w:cs="Lohit Devanagari" w:ascii="Times New Roman" w:hAnsi="Times New Roman"/>
-          <w:b w:val="false"/>
-          <w:bCs w:val="false"/>
-          <w:i w:val="false"/>
-          <w:caps w:val="false"/>
-          <w:smallCaps w:val="false"/>
-          <w:color w:val="000000"/>
-          <w:spacing w:val="0"/>
+          <w:sz w:val="28"/>
+          <w:szCs w:val="28"/>
+        </w:rPr>
+        <w:t>довідкові матеріали з РХБ захисту.</w:t>
+      </w:r>
+    </w:p>
+    <w:p>
+      <w:pPr>
+        <w:pStyle w:val="BodyText"/>
+        <w:widowControl/>
+        <w:suppressAutoHyphens w:val="true"/>
+        <w:bidi w:val="0"/>
+        <w:spacing w:lineRule="auto" w:line="240" w:before="0" w:after="0"/>
+        <w:ind w:firstLine="567" w:left="0" w:right="0"/>
+        <w:jc w:val="both"/>
+        <w:rPr>
+          <w:rFonts w:ascii="Times New Roman" w:hAnsi="Times New Roman"/>
+          <w:sz w:val="28"/>
+          <w:szCs w:val="28"/>
+        </w:rPr>
+      </w:pPr>
+      <w:r>
+        <w:rPr>
+          <w:rFonts w:eastAsia="Times New Roman" w:cs="Times New Roman" w:ascii="Times New Roman" w:hAnsi="Times New Roman"/>
+          <w:b w:val="false"/>
+          <w:bCs w:val="false"/>
+          <w:i w:val="false"/>
+          <w:sz w:val="28"/>
+          <w:szCs w:val="28"/>
+        </w:rPr>
+        <w:t xml:space="preserve">Окремо віджет </w:t>
+      </w:r>
+      <w:r>
+        <w:rPr>
+          <w:rFonts w:eastAsia="Times New Roman" w:cs="Times New Roman" w:ascii="Times New Roman" w:hAnsi="Times New Roman"/>
+          <w:b/>
+          <w:bCs/>
+          <w:i w:val="false"/>
+          <w:sz w:val="28"/>
+          <w:szCs w:val="28"/>
+        </w:rPr>
+        <w:t xml:space="preserve">−  МОНІТОРИНГ ВІТРУ </w:t>
+      </w:r>
+      <w:r>
+        <w:rPr>
+          <w:rFonts w:eastAsia="Times New Roman" w:cs="Times New Roman" w:ascii="Times New Roman" w:hAnsi="Times New Roman"/>
+          <w:b w:val="false"/>
+          <w:bCs w:val="false"/>
+          <w:i w:val="false"/>
+          <w:sz w:val="28"/>
+          <w:szCs w:val="28"/>
+        </w:rPr>
+        <w:t>(посилання на Windy).</w:t>
+      </w:r>
+    </w:p>
+    <w:p>
+      <w:pPr>
+        <w:pStyle w:val="BodyText"/>
+        <w:widowControl/>
+        <w:suppressAutoHyphens w:val="true"/>
+        <w:bidi w:val="0"/>
+        <w:spacing w:lineRule="auto" w:line="240" w:before="0" w:after="0"/>
+        <w:ind w:firstLine="567" w:left="0" w:right="0"/>
+        <w:jc w:val="both"/>
+        <w:rPr>
+          <w:rFonts w:ascii="Times New Roman" w:hAnsi="Times New Roman"/>
+          <w:sz w:val="28"/>
+          <w:szCs w:val="28"/>
+        </w:rPr>
+      </w:pPr>
+      <w:r>
+        <w:rPr>
+          <w:rFonts w:eastAsia="Times New Roman" w:cs="Times New Roman" w:ascii="Times New Roman" w:hAnsi="Times New Roman"/>
+          <w:b w:val="false"/>
+          <w:bCs w:val="false"/>
+          <w:i w:val="false"/>
+          <w:sz w:val="28"/>
+          <w:szCs w:val="28"/>
+        </w:rPr>
+        <w:t xml:space="preserve">На робочій карті, яка розташована в центрі інтерфейсу </w:t>
+      </w:r>
+      <w:r>
+        <w:rPr>
+          <w:rFonts w:eastAsia="Times New Roman" w:cs="Times New Roman" w:ascii="Times New Roman" w:hAnsi="Times New Roman"/>
+          <w:b w:val="false"/>
+          <w:bCs w:val="false"/>
+          <w:i w:val="false"/>
+          <w:caps w:val="false"/>
+          <w:smallCaps w:val="false"/>
+          <w:color w:val="000000"/>
+          <w:spacing w:val="0"/>
+          <w:sz w:val="28"/>
+          <w:szCs w:val="28"/>
+        </w:rPr>
+        <w:t xml:space="preserve">Платформи РХБ захисту, можна наносити радіаційно та хімічно небезпечні об’єкти, зони радіоактивного та хімічного забруднення, інші умовні знаки згідно з Методичними рекомендаціями щодо розроблення картографічних документів у сфері цивільного захисту.   </w:t>
+      </w:r>
+      <w:r>
+        <w:rPr>
+          <w:rFonts w:eastAsia="Times New Roman" w:cs="Times New Roman" w:ascii="Times New Roman" w:hAnsi="Times New Roman"/>
+          <w:b w:val="false"/>
+          <w:bCs w:val="false"/>
+          <w:i w:val="false"/>
           <w:sz w:val="28"/>
           <w:szCs w:val="28"/>
         </w:rPr>
         <w:t xml:space="preserve"> </w:t>
       </w:r>
-      <w:r>
-        <w:rPr>
-          <w:rFonts w:eastAsia="Times New Roman" w:cs="Times New Roman" w:ascii="Times New Roman" w:hAnsi="Times New Roman"/>
-          <w:b w:val="false"/>
-          <w:bCs w:val="false"/>
-          <w:i w:val="false"/>
-          <w:caps w:val="false"/>
-          <w:smallCaps w:val="false"/>
-          <w:color w:val="000000"/>
-          <w:spacing w:val="0"/>
-          <w:sz w:val="28"/>
-          <w:szCs w:val="28"/>
-        </w:rPr>
-        <w:t>−</w:t>
-      </w:r>
-      <w:r>
-        <w:rPr>
-          <w:rFonts w:eastAsia="Noto Serif CJK SC" w:cs="Lohit Devanagari" w:ascii="Times New Roman" w:hAnsi="Times New Roman"/>
-          <w:b w:val="false"/>
-          <w:bCs w:val="false"/>
-          <w:i w:val="false"/>
-          <w:caps w:val="false"/>
-          <w:smallCaps w:val="false"/>
-          <w:color w:val="000000"/>
-          <w:spacing w:val="0"/>
-          <w:sz w:val="28"/>
-          <w:szCs w:val="28"/>
-        </w:rPr>
-        <w:t xml:space="preserve"> застосунок, призначений для розрахунку дози опромінення людей, які знаходиться в зоні радіоактивного забруднення після аварії на атомній електростанції (вхідні дані: потужність дози випромінювання за даними розвідки на час t після аварії на АЕС, тривалість опромінення людини та коефіцієнт захисту).</w:t>
-      </w:r>
-    </w:p>
-    <w:p>
-      <w:pPr>
-        <w:pStyle w:val="BodyText"/>
-        <w:widowControl/>
-        <w:suppressAutoHyphens w:val="true"/>
-        <w:bidi w:val="0"/>
-        <w:spacing w:lineRule="auto" w:line="240" w:before="0" w:after="0"/>
-        <w:ind w:firstLine="567" w:left="0" w:right="0"/>
-        <w:jc w:val="both"/>
-        <w:rPr>
-          <w:rFonts w:ascii="Times New Roman" w:hAnsi="Times New Roman"/>
-          <w:sz w:val="28"/>
-          <w:szCs w:val="28"/>
-        </w:rPr>
-      </w:pPr>
-      <w:r>
-        <w:rPr>
-          <w:rFonts w:eastAsia="Noto Serif CJK SC" w:cs="Lohit Devanagari" w:ascii="Times New Roman" w:hAnsi="Times New Roman"/>
-          <w:b/>
-          <w:bCs/>
-          <w:i w:val="false"/>
-          <w:caps w:val="false"/>
-          <w:smallCaps w:val="false"/>
-          <w:color w:val="000000"/>
-          <w:spacing w:val="0"/>
-          <w:sz w:val="28"/>
-          <w:szCs w:val="28"/>
-        </w:rPr>
-        <w:t xml:space="preserve">3.3. Калькулятор допустимого часу опромінення </w:t>
-      </w:r>
-      <w:r>
-        <w:rPr>
-          <w:rFonts w:eastAsia="Times New Roman" w:cs="Times New Roman" w:ascii="Times New Roman" w:hAnsi="Times New Roman"/>
-          <w:b/>
-          <w:bCs/>
-          <w:i w:val="false"/>
-          <w:caps w:val="false"/>
-          <w:smallCaps w:val="false"/>
-          <w:color w:val="000000"/>
-          <w:spacing w:val="0"/>
-          <w:sz w:val="28"/>
-          <w:szCs w:val="28"/>
-        </w:rPr>
-        <w:t>−</w:t>
-      </w:r>
-      <w:r>
-        <w:rPr>
-          <w:rFonts w:eastAsia="Noto Serif CJK SC" w:cs="Lohit Devanagari" w:ascii="Times New Roman" w:hAnsi="Times New Roman"/>
-          <w:b w:val="false"/>
-          <w:bCs w:val="false"/>
-          <w:i w:val="false"/>
-          <w:caps w:val="false"/>
-          <w:smallCaps w:val="false"/>
-          <w:color w:val="000000"/>
-          <w:spacing w:val="0"/>
-          <w:sz w:val="28"/>
-          <w:szCs w:val="28"/>
-        </w:rPr>
-        <w:t xml:space="preserve"> застосунок, призначений для розрахунку допустимого часу опромінення людей у зоні радіоактивного забруднення при заданій дозі опромінення (вхідні дані: потужність дози випромінювання , задана доза опромінення, коефіцієнт захисту). </w:t>
-      </w:r>
-    </w:p>
-    <w:p>
-      <w:pPr>
-        <w:pStyle w:val="BodyText"/>
-        <w:widowControl/>
-        <w:suppressAutoHyphens w:val="true"/>
-        <w:bidi w:val="0"/>
-        <w:spacing w:lineRule="auto" w:line="240" w:before="0" w:after="0"/>
-        <w:ind w:firstLine="567" w:left="0" w:right="0"/>
-        <w:jc w:val="both"/>
-        <w:rPr>
-          <w:rFonts w:ascii="Times New Roman" w:hAnsi="Times New Roman"/>
-          <w:sz w:val="28"/>
-          <w:szCs w:val="28"/>
-        </w:rPr>
-      </w:pPr>
-      <w:r>
-        <w:rPr>
-          <w:rFonts w:eastAsia="Noto Serif CJK SC" w:cs="Lohit Devanagari" w:ascii="Times New Roman" w:hAnsi="Times New Roman"/>
-          <w:b/>
-          <w:bCs/>
-          <w:i w:val="false"/>
-          <w:caps w:val="false"/>
-          <w:smallCaps w:val="false"/>
-          <w:color w:val="000000"/>
-          <w:spacing w:val="0"/>
-          <w:sz w:val="28"/>
-          <w:szCs w:val="28"/>
-        </w:rPr>
-        <w:t xml:space="preserve">Модуль 4 </w:t>
-      </w:r>
-      <w:r>
-        <w:rPr>
-          <w:rFonts w:eastAsia="Times New Roman" w:cs="Times New Roman" w:ascii="Times New Roman" w:hAnsi="Times New Roman"/>
-          <w:b/>
-          <w:bCs/>
-          <w:i w:val="false"/>
-          <w:caps w:val="false"/>
-          <w:smallCaps w:val="false"/>
-          <w:color w:val="000000"/>
-          <w:spacing w:val="0"/>
-          <w:sz w:val="28"/>
-          <w:szCs w:val="28"/>
-        </w:rPr>
-        <w:t>−</w:t>
-      </w:r>
-      <w:r>
-        <w:rPr>
-          <w:rFonts w:eastAsia="Noto Serif CJK SC" w:cs="Lohit Devanagari" w:ascii="Times New Roman" w:hAnsi="Times New Roman"/>
-          <w:b/>
-          <w:bCs/>
-          <w:i w:val="false"/>
-          <w:caps w:val="false"/>
-          <w:smallCaps w:val="false"/>
-          <w:color w:val="000000"/>
-          <w:spacing w:val="0"/>
-          <w:sz w:val="28"/>
-          <w:szCs w:val="28"/>
-        </w:rPr>
-        <w:t xml:space="preserve"> ДОВІДКА:</w:t>
-      </w:r>
-    </w:p>
-    <w:p>
-      <w:pPr>
-        <w:pStyle w:val="BodyText"/>
-        <w:widowControl/>
-        <w:suppressAutoHyphens w:val="true"/>
-        <w:bidi w:val="0"/>
-        <w:spacing w:lineRule="auto" w:line="240" w:before="0" w:after="0"/>
-        <w:ind w:firstLine="567" w:left="0" w:right="0"/>
-        <w:jc w:val="both"/>
-        <w:rPr>
-          <w:rFonts w:ascii="Times New Roman" w:hAnsi="Times New Roman"/>
-          <w:sz w:val="28"/>
-          <w:szCs w:val="28"/>
-        </w:rPr>
-      </w:pPr>
-      <w:r>
-        <w:rPr>
-          <w:rFonts w:eastAsia="Noto Serif CJK SC" w:cs="Lohit Devanagari" w:ascii="Times New Roman" w:hAnsi="Times New Roman"/>
-          <w:b/>
-          <w:bCs/>
-          <w:i w:val="false"/>
-          <w:caps w:val="false"/>
-          <w:smallCaps w:val="false"/>
-          <w:color w:val="000000"/>
-          <w:spacing w:val="0"/>
-          <w:sz w:val="28"/>
-          <w:szCs w:val="28"/>
-        </w:rPr>
-        <w:t xml:space="preserve">4.1. </w:t>
-      </w:r>
-      <w:r>
-        <w:rPr>
-          <w:rFonts w:eastAsia="Noto Serif CJK SC" w:cs="Lohit Devanagari" w:ascii="Times New Roman" w:hAnsi="Times New Roman"/>
-          <w:b w:val="false"/>
-          <w:bCs w:val="false"/>
-          <w:i w:val="false"/>
-          <w:caps w:val="false"/>
-          <w:smallCaps w:val="false"/>
-          <w:color w:val="000000"/>
-          <w:spacing w:val="0"/>
-          <w:sz w:val="28"/>
-          <w:szCs w:val="28"/>
-        </w:rPr>
-        <w:t xml:space="preserve"> </w:t>
-      </w:r>
-      <w:r>
-        <w:rPr>
-          <w:rFonts w:eastAsia="Noto Serif CJK SC" w:cs="Lohit Devanagari" w:ascii="Times New Roman" w:hAnsi="Times New Roman"/>
-          <w:b/>
-          <w:bCs/>
-          <w:i w:val="false"/>
-          <w:caps w:val="false"/>
-          <w:smallCaps w:val="false"/>
-          <w:color w:val="000000"/>
-          <w:spacing w:val="0"/>
-          <w:sz w:val="28"/>
-          <w:szCs w:val="28"/>
-        </w:rPr>
-        <w:t xml:space="preserve">Укргідрометцентр </w:t>
-      </w:r>
-      <w:r>
-        <w:rPr>
-          <w:rFonts w:eastAsia="Times New Roman" w:cs="Times New Roman" w:ascii="Times New Roman" w:hAnsi="Times New Roman"/>
-          <w:b w:val="false"/>
-          <w:bCs w:val="false"/>
-          <w:i w:val="false"/>
-          <w:caps w:val="false"/>
-          <w:smallCaps w:val="false"/>
-          <w:color w:val="000000"/>
-          <w:spacing w:val="0"/>
-          <w:sz w:val="28"/>
-          <w:szCs w:val="28"/>
-        </w:rPr>
-        <w:t>− метеорологічні умови (посилання на Укргідрометцентр).</w:t>
-      </w:r>
-    </w:p>
-    <w:p>
-      <w:pPr>
-        <w:pStyle w:val="BodyText"/>
-        <w:widowControl/>
-        <w:suppressAutoHyphens w:val="true"/>
-        <w:bidi w:val="0"/>
-        <w:spacing w:lineRule="auto" w:line="240" w:before="0" w:after="0"/>
-        <w:ind w:firstLine="567" w:left="0" w:right="0"/>
-        <w:jc w:val="both"/>
-        <w:rPr>
-          <w:rFonts w:ascii="Times New Roman" w:hAnsi="Times New Roman"/>
-          <w:sz w:val="28"/>
-          <w:szCs w:val="28"/>
-        </w:rPr>
-      </w:pPr>
-      <w:r>
-        <w:rPr>
-          <w:rFonts w:eastAsia="Times New Roman" w:cs="Times New Roman" w:ascii="Times New Roman" w:hAnsi="Times New Roman"/>
-          <w:b/>
-          <w:bCs/>
-          <w:i w:val="false"/>
-          <w:caps w:val="false"/>
-          <w:smallCaps w:val="false"/>
-          <w:color w:val="000000"/>
-          <w:spacing w:val="0"/>
-          <w:sz w:val="28"/>
-          <w:szCs w:val="28"/>
-        </w:rPr>
-        <w:t xml:space="preserve">4.2. Нормативно-правова база РХЗ − </w:t>
-      </w:r>
-      <w:r>
-        <w:rPr>
-          <w:rFonts w:eastAsia="Times New Roman" w:cs="Times New Roman" w:ascii="Times New Roman" w:hAnsi="Times New Roman"/>
-          <w:b w:val="false"/>
-          <w:bCs w:val="false"/>
-          <w:i w:val="false"/>
-          <w:caps w:val="false"/>
-          <w:smallCaps w:val="false"/>
-          <w:color w:val="000000"/>
-          <w:spacing w:val="0"/>
-          <w:sz w:val="28"/>
-          <w:szCs w:val="28"/>
-        </w:rPr>
-        <w:t>(посилання на перелік документів Управління радіаційного, хімічного та біологічного захисту).</w:t>
-      </w:r>
-    </w:p>
-    <w:p>
-      <w:pPr>
-        <w:pStyle w:val="BodyText"/>
-        <w:widowControl/>
-        <w:suppressAutoHyphens w:val="true"/>
-        <w:bidi w:val="0"/>
-        <w:spacing w:lineRule="auto" w:line="240" w:before="0" w:after="0"/>
-        <w:ind w:firstLine="567" w:left="0" w:right="0"/>
-        <w:jc w:val="both"/>
-        <w:rPr>
-          <w:rFonts w:ascii="Times New Roman" w:hAnsi="Times New Roman"/>
-          <w:sz w:val="28"/>
-          <w:szCs w:val="28"/>
-        </w:rPr>
-      </w:pPr>
-      <w:r>
-        <w:rPr>
-          <w:rFonts w:eastAsia="Times New Roman" w:cs="Times New Roman" w:ascii="Times New Roman" w:hAnsi="Times New Roman"/>
-          <w:b/>
-          <w:bCs/>
-          <w:i w:val="false"/>
-          <w:caps w:val="false"/>
-          <w:smallCaps w:val="false"/>
-          <w:color w:val="000000"/>
-          <w:spacing w:val="0"/>
-          <w:sz w:val="28"/>
-          <w:szCs w:val="28"/>
-        </w:rPr>
-        <w:t xml:space="preserve">4.3. СОП 1.1/РХБЗ/ДСНС </w:t>
-      </w:r>
-      <w:r>
-        <w:rPr>
-          <w:rFonts w:eastAsia="Times New Roman" w:cs="Times New Roman" w:ascii="Times New Roman" w:hAnsi="Times New Roman"/>
-          <w:i w:val="false"/>
-          <w:sz w:val="28"/>
-          <w:szCs w:val="28"/>
-        </w:rPr>
-        <w:t xml:space="preserve"> «Порядок проведення демеркуризації» (посилання). </w:t>
-      </w:r>
-      <w:r>
-        <w:rPr>
-          <w:rFonts w:eastAsia="Times New Roman" w:cs="Times New Roman" w:ascii="Times New Roman" w:hAnsi="Times New Roman"/>
-          <w:b/>
-          <w:bCs/>
-          <w:i w:val="false"/>
-          <w:sz w:val="28"/>
-          <w:szCs w:val="28"/>
-        </w:rPr>
-        <w:t>СОП 1.2./РХБЗ/ДСНС</w:t>
-      </w:r>
-      <w:r>
-        <w:rPr>
-          <w:rFonts w:eastAsia="Times New Roman" w:cs="Times New Roman" w:ascii="Times New Roman" w:hAnsi="Times New Roman"/>
-          <w:i w:val="false"/>
-          <w:sz w:val="28"/>
-          <w:szCs w:val="28"/>
-        </w:rPr>
-        <w:t xml:space="preserve"> «Порядок дій пожежно-рятувальних підрозділів при залученні на надзвичайну ситуацію (подію), пов’язану з небезпечними хімічними речовинами».</w:t>
-      </w:r>
-    </w:p>
-    <w:p>
-      <w:pPr>
-        <w:pStyle w:val="BodyText"/>
-        <w:widowControl/>
-        <w:suppressAutoHyphens w:val="true"/>
-        <w:bidi w:val="0"/>
-        <w:spacing w:lineRule="auto" w:line="240" w:before="0" w:after="0"/>
-        <w:ind w:firstLine="567" w:left="0" w:right="0"/>
-        <w:jc w:val="both"/>
-        <w:rPr>
-          <w:rFonts w:ascii="Times New Roman" w:hAnsi="Times New Roman"/>
-          <w:sz w:val="28"/>
-          <w:szCs w:val="28"/>
-        </w:rPr>
-      </w:pPr>
-      <w:r>
-        <w:rPr>
-          <w:rFonts w:eastAsia="Times New Roman" w:cs="Times New Roman" w:ascii="Times New Roman" w:hAnsi="Times New Roman"/>
-          <w:b/>
-          <w:bCs/>
-          <w:i w:val="false"/>
-          <w:sz w:val="28"/>
-          <w:szCs w:val="28"/>
-        </w:rPr>
-        <w:t xml:space="preserve">4.4. Формалізовані документи та довідкові матеріали </w:t>
-      </w:r>
-      <w:r>
-        <w:rPr>
-          <w:rFonts w:eastAsia="Times New Roman" w:cs="Times New Roman" w:ascii="Times New Roman" w:hAnsi="Times New Roman"/>
-          <w:b w:val="false"/>
-          <w:bCs w:val="false"/>
-          <w:i w:val="false"/>
-          <w:sz w:val="28"/>
-          <w:szCs w:val="28"/>
-        </w:rPr>
-        <w:t>− бланки формалізованих документів у форматі docx для підготовки доповідей щодо оцінки радіаційної та хімічної обстановки за даними прогнозування та радіаційної і хімічної розвідки при застосуванні ядерної та хімічної зброї, аварії на АЕС та хімічно небезпечному об’єкті;</w:t>
-      </w:r>
-    </w:p>
-    <w:p>
-      <w:pPr>
-        <w:pStyle w:val="BodyText"/>
-        <w:widowControl/>
-        <w:suppressAutoHyphens w:val="true"/>
-        <w:bidi w:val="0"/>
-        <w:spacing w:lineRule="auto" w:line="240" w:before="0" w:after="0"/>
-        <w:ind w:firstLine="567" w:left="0" w:right="0"/>
-        <w:jc w:val="both"/>
-        <w:rPr>
-          <w:rFonts w:ascii="Times New Roman" w:hAnsi="Times New Roman"/>
-          <w:sz w:val="28"/>
-          <w:szCs w:val="28"/>
-        </w:rPr>
-      </w:pPr>
-      <w:r>
-        <w:rPr>
-          <w:rFonts w:eastAsia="Times New Roman" w:cs="Times New Roman" w:ascii="Times New Roman" w:hAnsi="Times New Roman"/>
-          <w:b w:val="false"/>
-          <w:bCs w:val="false"/>
-          <w:i w:val="false"/>
-          <w:sz w:val="28"/>
-          <w:szCs w:val="28"/>
-        </w:rPr>
-        <w:t xml:space="preserve"> </w:t>
-      </w:r>
-      <w:r>
-        <w:rPr>
-          <w:rFonts w:eastAsia="Times New Roman" w:cs="Times New Roman" w:ascii="Times New Roman" w:hAnsi="Times New Roman"/>
-          <w:b w:val="false"/>
-          <w:bCs w:val="false"/>
-          <w:i w:val="false"/>
-          <w:sz w:val="28"/>
-          <w:szCs w:val="28"/>
-        </w:rPr>
-        <w:t>довідкові матеріали з РХБ захисту.</w:t>
-      </w:r>
-    </w:p>
-    <w:p>
-      <w:pPr>
-        <w:pStyle w:val="BodyText"/>
-        <w:widowControl/>
-        <w:suppressAutoHyphens w:val="true"/>
-        <w:bidi w:val="0"/>
-        <w:spacing w:lineRule="auto" w:line="240" w:before="0" w:after="0"/>
-        <w:ind w:firstLine="567" w:left="0" w:right="0"/>
-        <w:jc w:val="both"/>
-        <w:rPr>
-          <w:rFonts w:ascii="Times New Roman" w:hAnsi="Times New Roman"/>
-          <w:sz w:val="28"/>
-          <w:szCs w:val="28"/>
-        </w:rPr>
-      </w:pPr>
-      <w:r>
-        <w:rPr>
-          <w:rFonts w:eastAsia="Times New Roman" w:cs="Times New Roman" w:ascii="Times New Roman" w:hAnsi="Times New Roman"/>
-          <w:b w:val="false"/>
-          <w:bCs w:val="false"/>
-          <w:i w:val="false"/>
-          <w:sz w:val="28"/>
-          <w:szCs w:val="28"/>
-        </w:rPr>
-        <w:t xml:space="preserve">Окремо віджет </w:t>
-      </w:r>
-      <w:r>
-        <w:rPr>
-          <w:rFonts w:eastAsia="Times New Roman" w:cs="Times New Roman" w:ascii="Times New Roman" w:hAnsi="Times New Roman"/>
-          <w:b/>
-          <w:bCs/>
-          <w:i w:val="false"/>
-          <w:sz w:val="28"/>
-          <w:szCs w:val="28"/>
-        </w:rPr>
-        <w:t xml:space="preserve">−  МОНІТОРИНГ ВІТРУ </w:t>
-      </w:r>
-      <w:r>
-        <w:rPr>
-          <w:rFonts w:eastAsia="Times New Roman" w:cs="Times New Roman" w:ascii="Times New Roman" w:hAnsi="Times New Roman"/>
-          <w:b w:val="false"/>
-          <w:bCs w:val="false"/>
-          <w:i w:val="false"/>
-          <w:sz w:val="28"/>
-          <w:szCs w:val="28"/>
-        </w:rPr>
-        <w:t>(посилання на Windy).</w:t>
-      </w:r>
-    </w:p>
-    <w:p>
-      <w:pPr>
-        <w:pStyle w:val="BodyText"/>
-        <w:widowControl/>
-        <w:suppressAutoHyphens w:val="true"/>
-        <w:bidi w:val="0"/>
-        <w:spacing w:lineRule="auto" w:line="240" w:before="0" w:after="0"/>
-        <w:ind w:firstLine="567" w:left="0" w:right="0"/>
-        <w:jc w:val="both"/>
-        <w:rPr>
-          <w:rFonts w:ascii="Times New Roman" w:hAnsi="Times New Roman"/>
-          <w:sz w:val="28"/>
-          <w:szCs w:val="28"/>
-        </w:rPr>
-      </w:pPr>
-      <w:r>
-        <w:rPr>
-          <w:rFonts w:eastAsia="Times New Roman" w:cs="Times New Roman" w:ascii="Times New Roman" w:hAnsi="Times New Roman"/>
-          <w:b w:val="false"/>
-          <w:bCs w:val="false"/>
-          <w:i w:val="false"/>
-          <w:sz w:val="28"/>
-          <w:szCs w:val="28"/>
-        </w:rPr>
-        <w:t xml:space="preserve">На робочій карті, яка розташована в центрі інтерфейсу </w:t>
-      </w:r>
-      <w:r>
-        <w:rPr>
-          <w:rFonts w:eastAsia="Times New Roman" w:cs="Times New Roman" w:ascii="Times New Roman" w:hAnsi="Times New Roman"/>
-          <w:b w:val="false"/>
-          <w:bCs w:val="false"/>
-          <w:i w:val="false"/>
-          <w:caps w:val="false"/>
-          <w:smallCaps w:val="false"/>
-          <w:color w:val="000000"/>
-          <w:spacing w:val="0"/>
-          <w:sz w:val="28"/>
-          <w:szCs w:val="28"/>
-        </w:rPr>
-        <w:t xml:space="preserve">Платформи РХБ захисту, можна наносити радіаційно та хімічно небезпечні об’єкти, зони радіоактивного та хімічного забруднення, інші умовні знаки згідно з Методичними рекомендаціями щодо розроблення картографічних документів у сфері цивільного захисту.   </w:t>
-      </w:r>
-      <w:r>
-        <w:rPr>
-          <w:rFonts w:eastAsia="Times New Roman" w:cs="Times New Roman" w:ascii="Times New Roman" w:hAnsi="Times New Roman"/>
-          <w:b w:val="false"/>
-          <w:bCs w:val="false"/>
-          <w:i w:val="false"/>
-          <w:sz w:val="28"/>
-          <w:szCs w:val="28"/>
-        </w:rPr>
-        <w:t xml:space="preserve"> </w:t>
-      </w:r>
     </w:p>
     <w:p>
       <w:pPr>
@@ -1948,7 +1911,11 @@
         </w:rPr>
       </w:pPr>
       <w:r>
-        <w:rPr/>
+        <w:rPr>
+          <w:rFonts w:ascii="Times New Roman" w:hAnsi="Times New Roman"/>
+          <w:sz w:val="28"/>
+          <w:szCs w:val="28"/>
+        </w:rPr>
       </w:r>
     </w:p>
     <w:p>
@@ -1967,7 +1934,11 @@
         </w:rPr>
       </w:pPr>
       <w:r>
-        <w:rPr/>
+        <w:rPr>
+          <w:rFonts w:ascii="Times New Roman" w:hAnsi="Times New Roman"/>
+          <w:sz w:val="28"/>
+          <w:szCs w:val="28"/>
+        </w:rPr>
       </w:r>
     </w:p>
     <w:p>
@@ -1986,7 +1957,11 @@
         </w:rPr>
       </w:pPr>
       <w:r>
-        <w:rPr/>
+        <w:rPr>
+          <w:rFonts w:ascii="Times New Roman" w:hAnsi="Times New Roman"/>
+          <w:sz w:val="28"/>
+          <w:szCs w:val="28"/>
+        </w:rPr>
       </w:r>
     </w:p>
     <w:p>
@@ -2005,7 +1980,11 @@
         </w:rPr>
       </w:pPr>
       <w:r>
-        <w:rPr/>
+        <w:rPr>
+          <w:rFonts w:ascii="Times New Roman" w:hAnsi="Times New Roman"/>
+          <w:sz w:val="28"/>
+          <w:szCs w:val="28"/>
+        </w:rPr>
       </w:r>
     </w:p>
     <w:p>
@@ -2024,7 +2003,11 @@
         </w:rPr>
       </w:pPr>
       <w:r>
-        <w:rPr/>
+        <w:rPr>
+          <w:rFonts w:ascii="Times New Roman" w:hAnsi="Times New Roman"/>
+          <w:sz w:val="28"/>
+          <w:szCs w:val="28"/>
+        </w:rPr>
       </w:r>
     </w:p>
     <w:p>
